--- a/submission/candidate_20261011_review/Tables.docx
+++ b/submission/candidate_20261011_review/Tables.docx
@@ -2703,7 +2703,7 @@
                 <w:b/>
                 <w:sz w:val="18"/>
               </w:rPr>
-              <w:t xml:space="preserve">0.00220</w:t>
+              <w:t xml:space="preserve">0.0022</w:t>
             </w:r>
           </w:p>
         </w:tc>
@@ -3066,7 +3066,7 @@
           <w:color w:val="000000"/>
           <w:sz w:val="18"/>
         </w:rPr>
-        <w:t xml:space="preserve">IVs, instrumental variables (retained genetic variants). Wald ratio for one IV; random-effects IVW for multiple IVs. ORs are per approximately one SD higher reconstructed blood expression. Bold</w:t>
+        <w:t xml:space="preserve">GD, Graves disease; GO, Graves ophthalmopathy; HT, hyperthyroidism/thyrotoxicosis. IVs, instrumental variables (retained genetic variants). Wald ratio for one IV; random-effects IVW for multiple IVs. ORs are per approximately one SD higher reconstructed blood expression. Bold</w:t>
       </w:r>
       <w:r>
         <w:rPr>

--- a/submission/candidate_20261011_review/Tables.docx
+++ b/submission/candidate_20261011_review/Tables.docx
@@ -2,7 +2,7 @@
 <file path=word/document.xml><?xml version="1.0" encoding="utf-8"?>
 <w:document xmlns:w="http://schemas.openxmlformats.org/wordprocessingml/2006/main" xmlns:m="http://schemas.openxmlformats.org/officeDocument/2006/math" xmlns:r="http://schemas.openxmlformats.org/officeDocument/2006/relationships" xmlns:o="urn:schemas-microsoft-com:office:office" xmlns:v="urn:schemas-microsoft-com:vml" xmlns:w10="urn:schemas-microsoft-com:office:word" xmlns:a="http://schemas.openxmlformats.org/drawingml/2006/main" xmlns:pic="http://schemas.openxmlformats.org/drawingml/2006/picture" xmlns:wp="http://schemas.openxmlformats.org/drawingml/2006/wordprocessingDrawing">
   <w:body>
-    <w:bookmarkStart w:id="20" w:name="table-1.-data-sources"/>
+    <w:bookmarkStart w:id="20" w:name="table-1.-data-sources-and-their-roles"/>
     <w:p>
       <w:pPr>
         <w:pStyle w:val="Heading2"/>
@@ -11,7 +11,7 @@
         <w:rPr>
           <w:color w:val="000000"/>
         </w:rPr>
-        <w:t xml:space="preserve">Table 1. Data sources</w:t>
+        <w:t xml:space="preserve">Table 1. Data sources and their roles</w:t>
       </w:r>
     </w:p>
     <w:tbl>
@@ -26,10 +26,10 @@
         </w:tblBorders>
       </w:tblPr>
       <w:tblGrid>
-        <w:gridCol w:w="1980"/>
-        <w:gridCol w:w="1980"/>
-        <w:gridCol w:w="1980"/>
-        <w:gridCol w:w="1980"/>
+        <w:gridCol w:w="2384"/>
+        <w:gridCol w:w="681"/>
+        <w:gridCol w:w="766"/>
+        <w:gridCol w:w="4087"/>
       </w:tblGrid>
       <w:tr>
         <w:trPr>
@@ -121,7 +121,7 @@
                 <w:b/>
                 <w:sz w:val="18"/>
               </w:rPr>
-              <w:t xml:space="preserve">Exposure or clinical role</w:t>
+              <w:t xml:space="preserve">Role</w:t>
             </w:r>
           </w:p>
         </w:tc>
@@ -143,7 +143,7 @@
                 <w:rFonts w:ascii="Times New Roman" w:hAnsi="Times New Roman"/>
                 <w:sz w:val="18"/>
               </w:rPr>
-              <w:t xml:space="preserve">eQTLGen blood expression</w:t>
+              <w:t xml:space="preserve">eQTLGen blood cis-eQTL</w:t>
             </w:r>
           </w:p>
         </w:tc>
@@ -194,7 +194,7 @@
                 <w:rFonts w:ascii="Times New Roman" w:hAnsi="Times New Roman"/>
                 <w:sz w:val="18"/>
               </w:rPr>
-              <w:t xml:space="preserve">Exposure: up to 31,684; predominantly European</w:t>
+              <w:t xml:space="preserve">Exposure; up to 31,684 participants (median 28,092 per variant); predominantly European</w:t>
             </w:r>
           </w:p>
         </w:tc>
@@ -340,7 +340,7 @@
                 <w:rFonts w:ascii="Times New Roman" w:hAnsi="Times New Roman"/>
                 <w:sz w:val="18"/>
               </w:rPr>
-              <w:t xml:space="preserve">Post hoc GD comparison; Finnish</w:t>
+              <w:t xml:space="preserve">Post hoc same-disease comparison; Finnish</w:t>
             </w:r>
           </w:p>
         </w:tc>
@@ -413,7 +413,7 @@
                 <w:rFonts w:ascii="Times New Roman" w:hAnsi="Times New Roman"/>
                 <w:sz w:val="18"/>
               </w:rPr>
-              <w:t xml:space="preserve">Self-report; ancestry not established as exclusively European</w:t>
+              <w:t xml:space="preserve">Broader-phenotype comparison; self-reported hyperthyroidism or thyrotoxicosis; ancestry not established as exclusively European</w:t>
             </w:r>
           </w:p>
         </w:tc>
@@ -486,7 +486,7 @@
                 <w:rFonts w:ascii="Times New Roman" w:hAnsi="Times New Roman"/>
                 <w:sz w:val="18"/>
               </w:rPr>
-              <w:t xml:space="preserve">Original ophthalmopathy comparison; Finnish</w:t>
+              <w:t xml:space="preserve">Original ophthalmopathy (TED-enriched) comparison; Finnish</w:t>
             </w:r>
           </w:p>
         </w:tc>
@@ -559,7 +559,153 @@
                 <w:rFonts w:ascii="Times New Roman" w:hAnsi="Times New Roman"/>
                 <w:sz w:val="18"/>
               </w:rPr>
-              <w:t xml:space="preserve">Post hoc definition sensitivity; Finnish</w:t>
+              <w:t xml:space="preserve">Post hoc ophthalmopathy definition sensitivity; Finnish</w:t>
+            </w:r>
+          </w:p>
+        </w:tc>
+      </w:tr>
+      <w:tr>
+        <w:trPr>
+          <w:cantSplit/>
+        </w:trPr>
+        <w:tc>
+          <w:tcPr/>
+          <w:p>
+            <w:pPr>
+              <w:pStyle w:val="Compact"/>
+              <w:spacing w:line="240" w:lineRule="auto" w:after="20" w:before="20"/>
+              <w:jc w:val="left"/>
+            </w:pPr>
+            <w:r>
+              <w:rPr>
+                <w:rFonts w:ascii="Times New Roman" w:hAnsi="Times New Roman"/>
+                <w:sz w:val="18"/>
+              </w:rPr>
+              <w:t xml:space="preserve">GTEx v8 tissue eQTL</w:t>
+            </w:r>
+          </w:p>
+        </w:tc>
+        <w:tc>
+          <w:tcPr/>
+          <w:p>
+            <w:pPr>
+              <w:pStyle w:val="Compact"/>
+              <w:spacing w:line="240" w:lineRule="auto" w:after="20" w:before="20"/>
+              <w:jc w:val="left"/>
+            </w:pPr>
+            <w:r>
+              <w:rPr>
+                <w:rFonts w:ascii="Times New Roman" w:hAnsi="Times New Roman"/>
+                <w:sz w:val="18"/>
+              </w:rPr>
+              <w:t xml:space="preserve">—</w:t>
+            </w:r>
+          </w:p>
+        </w:tc>
+        <w:tc>
+          <w:tcPr/>
+          <w:p>
+            <w:pPr>
+              <w:pStyle w:val="Compact"/>
+              <w:spacing w:line="240" w:lineRule="auto" w:after="20" w:before="20"/>
+              <w:jc w:val="left"/>
+            </w:pPr>
+            <w:r>
+              <w:rPr>
+                <w:rFonts w:ascii="Times New Roman" w:hAnsi="Times New Roman"/>
+                <w:sz w:val="18"/>
+              </w:rPr>
+              <w:t xml:space="preserve">—</w:t>
+            </w:r>
+          </w:p>
+        </w:tc>
+        <w:tc>
+          <w:tcPr/>
+          <w:p>
+            <w:pPr>
+              <w:pStyle w:val="Compact"/>
+              <w:spacing w:line="240" w:lineRule="auto" w:after="20" w:before="20"/>
+              <w:jc w:val="left"/>
+            </w:pPr>
+            <w:r>
+              <w:rPr>
+                <w:rFonts w:ascii="Times New Roman" w:hAnsi="Times New Roman"/>
+                <w:sz w:val="18"/>
+              </w:rPr>
+              <w:t xml:space="preserve">Post hoc tissue extension (thyroid, cultured fibroblasts, subcutaneous and visceral adipose, whole blood; n = 469–670; Table S4)</w:t>
+            </w:r>
+          </w:p>
+        </w:tc>
+      </w:tr>
+      <w:tr>
+        <w:trPr>
+          <w:cantSplit/>
+        </w:trPr>
+        <w:tc>
+          <w:tcPr/>
+          <w:p>
+            <w:pPr>
+              <w:pStyle w:val="Compact"/>
+              <w:spacing w:line="240" w:lineRule="auto" w:after="20" w:before="20"/>
+              <w:jc w:val="left"/>
+            </w:pPr>
+            <w:r>
+              <w:rPr>
+                <w:rFonts w:ascii="Times New Roman" w:hAnsi="Times New Roman"/>
+                <w:sz w:val="18"/>
+              </w:rPr>
+              <w:t xml:space="preserve">1000 Genomes Phase 3 European reference (n = 503)</w:t>
+            </w:r>
+          </w:p>
+        </w:tc>
+        <w:tc>
+          <w:tcPr/>
+          <w:p>
+            <w:pPr>
+              <w:pStyle w:val="Compact"/>
+              <w:spacing w:line="240" w:lineRule="auto" w:after="20" w:before="20"/>
+              <w:jc w:val="left"/>
+            </w:pPr>
+            <w:r>
+              <w:rPr>
+                <w:rFonts w:ascii="Times New Roman" w:hAnsi="Times New Roman"/>
+                <w:sz w:val="18"/>
+              </w:rPr>
+              <w:t xml:space="preserve">—</w:t>
+            </w:r>
+          </w:p>
+        </w:tc>
+        <w:tc>
+          <w:tcPr/>
+          <w:p>
+            <w:pPr>
+              <w:pStyle w:val="Compact"/>
+              <w:spacing w:line="240" w:lineRule="auto" w:after="20" w:before="20"/>
+              <w:jc w:val="left"/>
+            </w:pPr>
+            <w:r>
+              <w:rPr>
+                <w:rFonts w:ascii="Times New Roman" w:hAnsi="Times New Roman"/>
+                <w:sz w:val="18"/>
+              </w:rPr>
+              <w:t xml:space="preserve">—</w:t>
+            </w:r>
+          </w:p>
+        </w:tc>
+        <w:tc>
+          <w:tcPr/>
+          <w:p>
+            <w:pPr>
+              <w:pStyle w:val="Compact"/>
+              <w:spacing w:line="240" w:lineRule="auto" w:after="20" w:before="20"/>
+              <w:jc w:val="left"/>
+            </w:pPr>
+            <w:r>
+              <w:rPr>
+                <w:rFonts w:ascii="Times New Roman" w:hAnsi="Times New Roman"/>
+                <w:sz w:val="18"/>
+              </w:rPr>
+              <w:t xml:space="preserve">LD clumping of instruments and reference allele frequencies</w:t>
             </w:r>
           </w:p>
         </w:tc>
@@ -575,11 +721,53 @@
           <w:color w:val="000000"/>
           <w:sz w:val="18"/>
         </w:rPr>
-        <w:t xml:space="preserve">GD, Graves disease; GO, Graves ophthalmopathy; HT, hyperthyroidism/thyrotoxicosis. The three FinnGen R12 endpoints overlap and use population non-cases for their respective definitions. Strict is the source endpoint label, not proof of perfect specificity. The descriptive orbital series (four TED patients, one control) is separate from the genetic datasets.</w:t>
+        <w:t xml:space="preserve">The three FinnGen R12 endpoints share participants and are not independent replications. FinnGen ophthalmopathy controls are all other participants, including people with GD but no recorded eye disease, so GO estimates do not estimate TED risk among patients with GD. UKB hyperthyroidism is broader than GD.</w:t>
+      </w:r>
+      <w:r>
+        <w:rPr>
+          <w:color w:val="000000"/>
+          <w:sz w:val="18"/>
+        </w:rPr>
+        <w:t xml:space="preserve"> </w:t>
+      </w:r>
+      <w:r>
+        <w:rPr>
+          <w:color w:val="000000"/>
+          <w:sz w:val="18"/>
+        </w:rPr>
+        <w:t xml:space="preserve">‘</w:t>
+      </w:r>
+      <w:r>
+        <w:rPr>
+          <w:color w:val="000000"/>
+          <w:sz w:val="18"/>
+        </w:rPr>
+        <w:t xml:space="preserve">Strict</w:t>
+      </w:r>
+      <w:r>
+        <w:rPr>
+          <w:color w:val="000000"/>
+          <w:sz w:val="18"/>
+        </w:rPr>
+        <w:t xml:space="preserve">’</w:t>
+      </w:r>
+      <w:r>
+        <w:rPr>
+          <w:color w:val="000000"/>
+          <w:sz w:val="18"/>
+        </w:rPr>
+        <w:t xml:space="preserve"> </w:t>
+      </w:r>
+      <w:r>
+        <w:rPr>
+          <w:color w:val="000000"/>
+          <w:sz w:val="18"/>
+        </w:rPr>
+        <w:t xml:space="preserve">is the FinnGen endpoint label, not proof of perfect specificity. The descriptive orbital RNA-sequencing series (four TED patients, one control) is separate from these datasets. eQTL, expression quantitative trait locus; LD, linkage disequilibrium; TED, thyroid eye disease; BBJ, Biobank Japan; FinnGen GD, E4_GRAVES_STRICT; GD, Graves disease; GO, Graves ophthalmopathy; UKB, UK Biobank.</w:t>
       </w:r>
     </w:p>
     <w:bookmarkEnd w:id="20"/>
-    <w:bookmarkStart w:id="21" w:name="table-2.-tshr-igf1r-and-ctla4"/>
+    <w:bookmarkStart w:id="21" w:name="Xf429b501360c9e613d650688c71a5ff58981554"/>
     <w:p>
       <w:pPr>
         <w:pStyle w:val="Heading2"/>
@@ -589,7 +777,7 @@
         <w:rPr>
           <w:color w:val="000000"/>
         </w:rPr>
-        <w:t xml:space="preserve">Table 2.</w:t>
+        <w:t xml:space="preserve">Table 2. MR and colocalization results for</w:t>
       </w:r>
       <w:r>
         <w:rPr>
@@ -650,6 +838,18 @@
           <w:color w:val="000000"/>
         </w:rPr>
         <w:t xml:space="preserve">CTLA4</w:t>
+      </w:r>
+      <w:r>
+        <w:rPr>
+          <w:color w:val="000000"/>
+        </w:rPr>
+        <w:t xml:space="preserve"> </w:t>
+      </w:r>
+      <w:r>
+        <w:rPr>
+          <w:color w:val="000000"/>
+        </w:rPr>
+        <w:t xml:space="preserve">across five disease datasets</w:t>
       </w:r>
     </w:p>
     <w:tbl>
@@ -664,14 +864,16 @@
         </w:tblBorders>
       </w:tblPr>
       <w:tblGrid>
-        <w:gridCol w:w="990"/>
-        <w:gridCol w:w="990"/>
-        <w:gridCol w:w="990"/>
-        <w:gridCol w:w="990"/>
-        <w:gridCol w:w="990"/>
-        <w:gridCol w:w="990"/>
-        <w:gridCol w:w="990"/>
-        <w:gridCol w:w="990"/>
+        <w:gridCol w:w="571"/>
+        <w:gridCol w:w="1388"/>
+        <w:gridCol w:w="326"/>
+        <w:gridCol w:w="1224"/>
+        <w:gridCol w:w="1061"/>
+        <w:gridCol w:w="734"/>
+        <w:gridCol w:w="571"/>
+        <w:gridCol w:w="571"/>
+        <w:gridCol w:w="571"/>
+        <w:gridCol w:w="898"/>
       </w:tblGrid>
       <w:tr>
         <w:trPr>
@@ -825,7 +1027,25 @@
                 <w:b/>
                 <w:sz w:val="18"/>
               </w:rPr>
-              <w:t xml:space="preserve">PP.H2</w:t>
+              <w:t xml:space="preserve">Q-test</w:t>
+            </w:r>
+            <w:r>
+              <w:rPr>
+                <w:rFonts w:ascii="Times New Roman" w:hAnsi="Times New Roman"/>
+                <w:b/>
+                <w:sz w:val="18"/>
+              </w:rPr>
+              <w:t xml:space="preserve"> </w:t>
+            </w:r>
+            <w:r>
+              <w:rPr>
+                <w:iCs/>
+                <w:rFonts w:ascii="Times New Roman" w:hAnsi="Times New Roman"/>
+                <w:b/>
+                <w:i/>
+                <w:sz w:val="18"/>
+              </w:rPr>
+              <w:t xml:space="preserve">P</w:t>
             </w:r>
           </w:p>
         </w:tc>
@@ -847,7 +1067,7 @@
                 <w:b/>
                 <w:sz w:val="18"/>
               </w:rPr>
-              <w:t xml:space="preserve">PP.H3</w:t>
+              <w:t xml:space="preserve">PP.H2</w:t>
             </w:r>
           </w:p>
         </w:tc>
@@ -869,7 +1089,60 @@
                 <w:b/>
                 <w:sz w:val="18"/>
               </w:rPr>
+              <w:t xml:space="preserve">PP.H3</w:t>
+            </w:r>
+          </w:p>
+        </w:tc>
+        <w:tc>
+          <w:tcPr>
+            <w:tcBorders>
+              <w:bottom w:val="single" w:sz="8" w:space="0" w:color="000000"/>
+            </w:tcBorders>
+          </w:tcPr>
+          <w:p>
+            <w:pPr>
+              <w:pStyle w:val="Compact"/>
+              <w:spacing w:line="240" w:lineRule="auto" w:after="20" w:before="20"/>
+              <w:jc w:val="left"/>
+            </w:pPr>
+            <w:r>
+              <w:rPr>
+                <w:rFonts w:ascii="Times New Roman" w:hAnsi="Times New Roman"/>
+                <w:b/>
+                <w:sz w:val="18"/>
+              </w:rPr>
               <w:t xml:space="preserve">PP.H4</w:t>
+            </w:r>
+          </w:p>
+        </w:tc>
+        <w:tc>
+          <w:tcPr>
+            <w:tcBorders>
+              <w:bottom w:val="single" w:sz="8" w:space="0" w:color="000000"/>
+            </w:tcBorders>
+          </w:tcPr>
+          <w:p>
+            <w:pPr>
+              <w:pStyle w:val="Compact"/>
+              <w:spacing w:line="240" w:lineRule="auto" w:after="20" w:before="20"/>
+              <w:jc w:val="left"/>
+            </w:pPr>
+            <w:r>
+              <w:rPr>
+                <w:rFonts w:ascii="Times New Roman" w:hAnsi="Times New Roman"/>
+                <w:b/>
+                <w:sz w:val="18"/>
+              </w:rPr>
+              <w:t xml:space="preserve">PP.H4, p12 = 10</w:t>
+            </w:r>
+            <w:r>
+              <w:rPr>
+                <w:rFonts w:ascii="Times New Roman" w:hAnsi="Times New Roman"/>
+                <w:b/>
+                <w:sz w:val="18"/>
+                <w:vertAlign w:val="superscript"/>
+              </w:rPr>
+              <w:t xml:space="preserve">−6</w:t>
             </w:r>
           </w:p>
         </w:tc>
@@ -958,65 +1231,112 @@
             </w:pPr>
             <w:r>
               <w:rPr>
+                <w:rFonts w:ascii="Times New Roman" w:hAnsi="Times New Roman"/>
+                <w:sz w:val="18"/>
+              </w:rPr>
+              <w:t xml:space="preserve">1.09×10</w:t>
+            </w:r>
+            <w:r>
+              <w:rPr>
+                <w:rFonts w:ascii="Times New Roman" w:hAnsi="Times New Roman"/>
+                <w:sz w:val="18"/>
+                <w:vertAlign w:val="superscript"/>
+              </w:rPr>
+              <w:t xml:space="preserve">−14</w:t>
+            </w:r>
+            <w:r>
+              <w:rPr>
+                <w:rFonts w:ascii="Times New Roman" w:hAnsi="Times New Roman"/>
+                <w:sz w:val="18"/>
+              </w:rPr>
+              <w:t xml:space="preserve">*†</w:t>
+            </w:r>
+          </w:p>
+        </w:tc>
+        <w:tc>
+          <w:tcPr/>
+          <w:p>
+            <w:pPr>
+              <w:pStyle w:val="Compact"/>
+              <w:spacing w:line="240" w:lineRule="auto" w:after="20" w:before="20"/>
+              <w:jc w:val="left"/>
+            </w:pPr>
+            <w:r>
+              <w:rPr>
+                <w:rFonts w:ascii="Times New Roman" w:hAnsi="Times New Roman"/>
+                <w:sz w:val="18"/>
+              </w:rPr>
+              <w:t xml:space="preserve">NA</w:t>
+            </w:r>
+          </w:p>
+        </w:tc>
+        <w:tc>
+          <w:tcPr/>
+          <w:p>
+            <w:pPr>
+              <w:pStyle w:val="Compact"/>
+              <w:spacing w:line="240" w:lineRule="auto" w:after="20" w:before="20"/>
+              <w:jc w:val="left"/>
+            </w:pPr>
+            <w:r>
+              <w:rPr>
+                <w:rFonts w:ascii="Times New Roman" w:hAnsi="Times New Roman"/>
+                <w:sz w:val="18"/>
+              </w:rPr>
+              <w:t xml:space="preserve">&lt;0.001</w:t>
+            </w:r>
+          </w:p>
+        </w:tc>
+        <w:tc>
+          <w:tcPr/>
+          <w:p>
+            <w:pPr>
+              <w:pStyle w:val="Compact"/>
+              <w:spacing w:line="240" w:lineRule="auto" w:after="20" w:before="20"/>
+              <w:jc w:val="left"/>
+            </w:pPr>
+            <w:r>
+              <w:rPr>
+                <w:rFonts w:ascii="Times New Roman" w:hAnsi="Times New Roman"/>
+                <w:sz w:val="18"/>
+              </w:rPr>
+              <w:t xml:space="preserve">0.049</w:t>
+            </w:r>
+          </w:p>
+        </w:tc>
+        <w:tc>
+          <w:tcPr/>
+          <w:p>
+            <w:pPr>
+              <w:pStyle w:val="Compact"/>
+              <w:spacing w:line="240" w:lineRule="auto" w:after="20" w:before="20"/>
+              <w:jc w:val="left"/>
+            </w:pPr>
+            <w:r>
+              <w:rPr>
                 <w:bCs/>
                 <w:rFonts w:ascii="Times New Roman" w:hAnsi="Times New Roman"/>
                 <w:b/>
                 <w:sz w:val="18"/>
               </w:rPr>
-              <w:t xml:space="preserve">1.09×10⁻¹⁴</w:t>
-            </w:r>
-          </w:p>
-        </w:tc>
-        <w:tc>
-          <w:tcPr/>
-          <w:p>
-            <w:pPr>
-              <w:pStyle w:val="Compact"/>
-              <w:spacing w:line="240" w:lineRule="auto" w:after="20" w:before="20"/>
-              <w:jc w:val="left"/>
-            </w:pPr>
-            <w:r>
-              <w:rPr>
-                <w:rFonts w:ascii="Times New Roman" w:hAnsi="Times New Roman"/>
-                <w:sz w:val="18"/>
-              </w:rPr>
-              <w:t xml:space="preserve">&lt;0.001</w:t>
-            </w:r>
-          </w:p>
-        </w:tc>
-        <w:tc>
-          <w:tcPr/>
-          <w:p>
-            <w:pPr>
-              <w:pStyle w:val="Compact"/>
-              <w:spacing w:line="240" w:lineRule="auto" w:after="20" w:before="20"/>
-              <w:jc w:val="left"/>
-            </w:pPr>
-            <w:r>
-              <w:rPr>
-                <w:rFonts w:ascii="Times New Roman" w:hAnsi="Times New Roman"/>
-                <w:sz w:val="18"/>
-              </w:rPr>
-              <w:t xml:space="preserve">0.049</w:t>
-            </w:r>
-          </w:p>
-        </w:tc>
-        <w:tc>
-          <w:tcPr/>
-          <w:p>
-            <w:pPr>
-              <w:pStyle w:val="Compact"/>
-              <w:spacing w:line="240" w:lineRule="auto" w:after="20" w:before="20"/>
-              <w:jc w:val="left"/>
-            </w:pPr>
-            <w:r>
-              <w:rPr>
-                <w:bCs/>
-                <w:rFonts w:ascii="Times New Roman" w:hAnsi="Times New Roman"/>
-                <w:b/>
-                <w:sz w:val="18"/>
-              </w:rPr>
               <w:t xml:space="preserve">0.951</w:t>
+            </w:r>
+          </w:p>
+        </w:tc>
+        <w:tc>
+          <w:tcPr/>
+          <w:p>
+            <w:pPr>
+              <w:pStyle w:val="Compact"/>
+              <w:spacing w:line="240" w:lineRule="auto" w:after="20" w:before="20"/>
+              <w:jc w:val="left"/>
+            </w:pPr>
+            <w:r>
+              <w:rPr>
+                <w:rFonts w:ascii="Times New Roman" w:hAnsi="Times New Roman"/>
+                <w:sz w:val="18"/>
+              </w:rPr>
+              <w:t xml:space="preserve">0.661</w:t>
             </w:r>
           </w:p>
         </w:tc>
@@ -1105,12 +1425,42 @@
             </w:pPr>
             <w:r>
               <w:rPr>
-                <w:bCs/>
-                <w:rFonts w:ascii="Times New Roman" w:hAnsi="Times New Roman"/>
-                <w:b/>
-                <w:sz w:val="18"/>
-              </w:rPr>
-              <w:t xml:space="preserve">3.19×10⁻³²</w:t>
+                <w:rFonts w:ascii="Times New Roman" w:hAnsi="Times New Roman"/>
+                <w:sz w:val="18"/>
+              </w:rPr>
+              <w:t xml:space="preserve">3.19×10</w:t>
+            </w:r>
+            <w:r>
+              <w:rPr>
+                <w:rFonts w:ascii="Times New Roman" w:hAnsi="Times New Roman"/>
+                <w:sz w:val="18"/>
+                <w:vertAlign w:val="superscript"/>
+              </w:rPr>
+              <w:t xml:space="preserve">−32</w:t>
+            </w:r>
+            <w:r>
+              <w:rPr>
+                <w:rFonts w:ascii="Times New Roman" w:hAnsi="Times New Roman"/>
+                <w:sz w:val="18"/>
+              </w:rPr>
+              <w:t xml:space="preserve">*†</w:t>
+            </w:r>
+          </w:p>
+        </w:tc>
+        <w:tc>
+          <w:tcPr/>
+          <w:p>
+            <w:pPr>
+              <w:pStyle w:val="Compact"/>
+              <w:spacing w:line="240" w:lineRule="auto" w:after="20" w:before="20"/>
+              <w:jc w:val="left"/>
+            </w:pPr>
+            <w:r>
+              <w:rPr>
+                <w:rFonts w:ascii="Times New Roman" w:hAnsi="Times New Roman"/>
+                <w:sz w:val="18"/>
+              </w:rPr>
+              <w:t xml:space="preserve">NA</w:t>
             </w:r>
           </w:p>
         </w:tc>
@@ -1162,6 +1512,23 @@
                 <w:sz w:val="18"/>
               </w:rPr>
               <w:t xml:space="preserve">0.264</w:t>
+            </w:r>
+          </w:p>
+        </w:tc>
+        <w:tc>
+          <w:tcPr/>
+          <w:p>
+            <w:pPr>
+              <w:pStyle w:val="Compact"/>
+              <w:spacing w:line="240" w:lineRule="auto" w:after="20" w:before="20"/>
+              <w:jc w:val="left"/>
+            </w:pPr>
+            <w:r>
+              <w:rPr>
+                <w:rFonts w:ascii="Times New Roman" w:hAnsi="Times New Roman"/>
+                <w:sz w:val="18"/>
+              </w:rPr>
+              <w:t xml:space="preserve">0.035</w:t>
             </w:r>
           </w:p>
         </w:tc>
@@ -1202,7 +1569,7 @@
                 <w:rFonts w:ascii="Times New Roman" w:hAnsi="Times New Roman"/>
                 <w:sz w:val="18"/>
               </w:rPr>
-              <w:t xml:space="preserve">UKB HT</w:t>
+              <w:t xml:space="preserve">UKB hyperthyroidism</w:t>
             </w:r>
           </w:p>
         </w:tc>
@@ -1250,12 +1617,42 @@
             </w:pPr>
             <w:r>
               <w:rPr>
-                <w:bCs/>
-                <w:rFonts w:ascii="Times New Roman" w:hAnsi="Times New Roman"/>
-                <w:b/>
-                <w:sz w:val="18"/>
-              </w:rPr>
-              <w:t xml:space="preserve">8.77×10⁻²⁸</w:t>
+                <w:rFonts w:ascii="Times New Roman" w:hAnsi="Times New Roman"/>
+                <w:sz w:val="18"/>
+              </w:rPr>
+              <w:t xml:space="preserve">8.77×10</w:t>
+            </w:r>
+            <w:r>
+              <w:rPr>
+                <w:rFonts w:ascii="Times New Roman" w:hAnsi="Times New Roman"/>
+                <w:sz w:val="18"/>
+                <w:vertAlign w:val="superscript"/>
+              </w:rPr>
+              <w:t xml:space="preserve">−28</w:t>
+            </w:r>
+            <w:r>
+              <w:rPr>
+                <w:rFonts w:ascii="Times New Roman" w:hAnsi="Times New Roman"/>
+                <w:sz w:val="18"/>
+              </w:rPr>
+              <w:t xml:space="preserve">*†</w:t>
+            </w:r>
+          </w:p>
+        </w:tc>
+        <w:tc>
+          <w:tcPr/>
+          <w:p>
+            <w:pPr>
+              <w:pStyle w:val="Compact"/>
+              <w:spacing w:line="240" w:lineRule="auto" w:after="20" w:before="20"/>
+              <w:jc w:val="left"/>
+            </w:pPr>
+            <w:r>
+              <w:rPr>
+                <w:rFonts w:ascii="Times New Roman" w:hAnsi="Times New Roman"/>
+                <w:sz w:val="18"/>
+              </w:rPr>
+              <w:t xml:space="preserve">NA</w:t>
             </w:r>
           </w:p>
         </w:tc>
@@ -1307,6 +1704,23 @@
                 <w:sz w:val="18"/>
               </w:rPr>
               <w:t xml:space="preserve">0.226</w:t>
+            </w:r>
+          </w:p>
+        </w:tc>
+        <w:tc>
+          <w:tcPr/>
+          <w:p>
+            <w:pPr>
+              <w:pStyle w:val="Compact"/>
+              <w:spacing w:line="240" w:lineRule="auto" w:after="20" w:before="20"/>
+              <w:jc w:val="left"/>
+            </w:pPr>
+            <w:r>
+              <w:rPr>
+                <w:rFonts w:ascii="Times New Roman" w:hAnsi="Times New Roman"/>
+                <w:sz w:val="18"/>
+              </w:rPr>
+              <w:t xml:space="preserve">0.028</w:t>
             </w:r>
           </w:p>
         </w:tc>
@@ -1395,46 +1809,95 @@
             </w:pPr>
             <w:r>
               <w:rPr>
+                <w:rFonts w:ascii="Times New Roman" w:hAnsi="Times New Roman"/>
+                <w:sz w:val="18"/>
+              </w:rPr>
+              <w:t xml:space="preserve">2.82×10</w:t>
+            </w:r>
+            <w:r>
+              <w:rPr>
+                <w:rFonts w:ascii="Times New Roman" w:hAnsi="Times New Roman"/>
+                <w:sz w:val="18"/>
+                <w:vertAlign w:val="superscript"/>
+              </w:rPr>
+              <w:t xml:space="preserve">−7</w:t>
+            </w:r>
+            <w:r>
+              <w:rPr>
+                <w:rFonts w:ascii="Times New Roman" w:hAnsi="Times New Roman"/>
+                <w:sz w:val="18"/>
+              </w:rPr>
+              <w:t xml:space="preserve">*†</w:t>
+            </w:r>
+          </w:p>
+        </w:tc>
+        <w:tc>
+          <w:tcPr/>
+          <w:p>
+            <w:pPr>
+              <w:pStyle w:val="Compact"/>
+              <w:spacing w:line="240" w:lineRule="auto" w:after="20" w:before="20"/>
+              <w:jc w:val="left"/>
+            </w:pPr>
+            <w:r>
+              <w:rPr>
+                <w:rFonts w:ascii="Times New Roman" w:hAnsi="Times New Roman"/>
+                <w:sz w:val="18"/>
+              </w:rPr>
+              <w:t xml:space="preserve">NA</w:t>
+            </w:r>
+          </w:p>
+        </w:tc>
+        <w:tc>
+          <w:tcPr/>
+          <w:p>
+            <w:pPr>
+              <w:pStyle w:val="Compact"/>
+              <w:spacing w:line="240" w:lineRule="auto" w:after="20" w:before="20"/>
+              <w:jc w:val="left"/>
+            </w:pPr>
+            <w:r>
+              <w:rPr>
+                <w:rFonts w:ascii="Times New Roman" w:hAnsi="Times New Roman"/>
+                <w:sz w:val="18"/>
+              </w:rPr>
+              <w:t xml:space="preserve">&lt;0.001</w:t>
+            </w:r>
+          </w:p>
+        </w:tc>
+        <w:tc>
+          <w:tcPr/>
+          <w:p>
+            <w:pPr>
+              <w:pStyle w:val="Compact"/>
+              <w:spacing w:line="240" w:lineRule="auto" w:after="20" w:before="20"/>
+              <w:jc w:val="left"/>
+            </w:pPr>
+            <w:r>
+              <w:rPr>
+                <w:rFonts w:ascii="Times New Roman" w:hAnsi="Times New Roman"/>
+                <w:sz w:val="18"/>
+              </w:rPr>
+              <w:t xml:space="preserve">0.014</w:t>
+            </w:r>
+          </w:p>
+        </w:tc>
+        <w:tc>
+          <w:tcPr/>
+          <w:p>
+            <w:pPr>
+              <w:pStyle w:val="Compact"/>
+              <w:spacing w:line="240" w:lineRule="auto" w:after="20" w:before="20"/>
+              <w:jc w:val="left"/>
+            </w:pPr>
+            <w:r>
+              <w:rPr>
                 <w:bCs/>
                 <w:rFonts w:ascii="Times New Roman" w:hAnsi="Times New Roman"/>
                 <w:b/>
                 <w:sz w:val="18"/>
               </w:rPr>
-              <w:t xml:space="preserve">2.82×10⁻⁷</w:t>
-            </w:r>
-          </w:p>
-        </w:tc>
-        <w:tc>
-          <w:tcPr/>
-          <w:p>
-            <w:pPr>
-              <w:pStyle w:val="Compact"/>
-              <w:spacing w:line="240" w:lineRule="auto" w:after="20" w:before="20"/>
-              <w:jc w:val="left"/>
-            </w:pPr>
-            <w:r>
-              <w:rPr>
-                <w:rFonts w:ascii="Times New Roman" w:hAnsi="Times New Roman"/>
-                <w:sz w:val="18"/>
-              </w:rPr>
-              <w:t xml:space="preserve">&lt;0.001</w:t>
-            </w:r>
-          </w:p>
-        </w:tc>
-        <w:tc>
-          <w:tcPr/>
-          <w:p>
-            <w:pPr>
-              <w:pStyle w:val="Compact"/>
-              <w:spacing w:line="240" w:lineRule="auto" w:after="20" w:before="20"/>
-              <w:jc w:val="left"/>
-            </w:pPr>
-            <w:r>
-              <w:rPr>
-                <w:rFonts w:ascii="Times New Roman" w:hAnsi="Times New Roman"/>
-                <w:sz w:val="18"/>
-              </w:rPr>
-              <w:t xml:space="preserve">0.014</w:t>
+              <w:t xml:space="preserve">0.986</w:t>
             </w:r>
           </w:p>
         </w:tc>
@@ -1453,7 +1916,7 @@
                 <w:b/>
                 <w:sz w:val="18"/>
               </w:rPr>
-              <w:t xml:space="preserve">0.986</w:t>
+              <w:t xml:space="preserve">0.875</w:t>
             </w:r>
           </w:p>
         </w:tc>
@@ -1542,65 +2005,112 @@
             </w:pPr>
             <w:r>
               <w:rPr>
+                <w:rFonts w:ascii="Times New Roman" w:hAnsi="Times New Roman"/>
+                <w:sz w:val="18"/>
+              </w:rPr>
+              <w:t xml:space="preserve">9.02×10</w:t>
+            </w:r>
+            <w:r>
+              <w:rPr>
+                <w:rFonts w:ascii="Times New Roman" w:hAnsi="Times New Roman"/>
+                <w:sz w:val="18"/>
+                <w:vertAlign w:val="superscript"/>
+              </w:rPr>
+              <w:t xml:space="preserve">−5</w:t>
+            </w:r>
+            <w:r>
+              <w:rPr>
+                <w:rFonts w:ascii="Times New Roman" w:hAnsi="Times New Roman"/>
+                <w:sz w:val="18"/>
+              </w:rPr>
+              <w:t xml:space="preserve">*</w:t>
+            </w:r>
+          </w:p>
+        </w:tc>
+        <w:tc>
+          <w:tcPr/>
+          <w:p>
+            <w:pPr>
+              <w:pStyle w:val="Compact"/>
+              <w:spacing w:line="240" w:lineRule="auto" w:after="20" w:before="20"/>
+              <w:jc w:val="left"/>
+            </w:pPr>
+            <w:r>
+              <w:rPr>
+                <w:rFonts w:ascii="Times New Roman" w:hAnsi="Times New Roman"/>
+                <w:sz w:val="18"/>
+              </w:rPr>
+              <w:t xml:space="preserve">NA</w:t>
+            </w:r>
+          </w:p>
+        </w:tc>
+        <w:tc>
+          <w:tcPr/>
+          <w:p>
+            <w:pPr>
+              <w:pStyle w:val="Compact"/>
+              <w:spacing w:line="240" w:lineRule="auto" w:after="20" w:before="20"/>
+              <w:jc w:val="left"/>
+            </w:pPr>
+            <w:r>
+              <w:rPr>
+                <w:rFonts w:ascii="Times New Roman" w:hAnsi="Times New Roman"/>
+                <w:sz w:val="18"/>
+              </w:rPr>
+              <w:t xml:space="preserve">0.027</w:t>
+            </w:r>
+          </w:p>
+        </w:tc>
+        <w:tc>
+          <w:tcPr/>
+          <w:p>
+            <w:pPr>
+              <w:pStyle w:val="Compact"/>
+              <w:spacing w:line="240" w:lineRule="auto" w:after="20" w:before="20"/>
+              <w:jc w:val="left"/>
+            </w:pPr>
+            <w:r>
+              <w:rPr>
+                <w:rFonts w:ascii="Times New Roman" w:hAnsi="Times New Roman"/>
+                <w:sz w:val="18"/>
+              </w:rPr>
+              <w:t xml:space="preserve">0.082</w:t>
+            </w:r>
+          </w:p>
+        </w:tc>
+        <w:tc>
+          <w:tcPr/>
+          <w:p>
+            <w:pPr>
+              <w:pStyle w:val="Compact"/>
+              <w:spacing w:line="240" w:lineRule="auto" w:after="20" w:before="20"/>
+              <w:jc w:val="left"/>
+            </w:pPr>
+            <w:r>
+              <w:rPr>
                 <w:bCs/>
                 <w:rFonts w:ascii="Times New Roman" w:hAnsi="Times New Roman"/>
                 <w:b/>
                 <w:sz w:val="18"/>
               </w:rPr>
-              <w:t xml:space="preserve">9.02×10⁻⁵</w:t>
-            </w:r>
-          </w:p>
-        </w:tc>
-        <w:tc>
-          <w:tcPr/>
-          <w:p>
-            <w:pPr>
-              <w:pStyle w:val="Compact"/>
-              <w:spacing w:line="240" w:lineRule="auto" w:after="20" w:before="20"/>
-              <w:jc w:val="left"/>
-            </w:pPr>
-            <w:r>
-              <w:rPr>
-                <w:rFonts w:ascii="Times New Roman" w:hAnsi="Times New Roman"/>
-                <w:sz w:val="18"/>
-              </w:rPr>
-              <w:t xml:space="preserve">0.027</w:t>
-            </w:r>
-          </w:p>
-        </w:tc>
-        <w:tc>
-          <w:tcPr/>
-          <w:p>
-            <w:pPr>
-              <w:pStyle w:val="Compact"/>
-              <w:spacing w:line="240" w:lineRule="auto" w:after="20" w:before="20"/>
-              <w:jc w:val="left"/>
-            </w:pPr>
-            <w:r>
-              <w:rPr>
-                <w:rFonts w:ascii="Times New Roman" w:hAnsi="Times New Roman"/>
-                <w:sz w:val="18"/>
-              </w:rPr>
-              <w:t xml:space="preserve">0.082</w:t>
-            </w:r>
-          </w:p>
-        </w:tc>
-        <w:tc>
-          <w:tcPr/>
-          <w:p>
-            <w:pPr>
-              <w:pStyle w:val="Compact"/>
-              <w:spacing w:line="240" w:lineRule="auto" w:after="20" w:before="20"/>
-              <w:jc w:val="left"/>
-            </w:pPr>
-            <w:r>
-              <w:rPr>
-                <w:bCs/>
-                <w:rFonts w:ascii="Times New Roman" w:hAnsi="Times New Roman"/>
-                <w:b/>
-                <w:sz w:val="18"/>
-              </w:rPr>
               <w:t xml:space="preserve">0.891</w:t>
+            </w:r>
+          </w:p>
+        </w:tc>
+        <w:tc>
+          <w:tcPr/>
+          <w:p>
+            <w:pPr>
+              <w:pStyle w:val="Compact"/>
+              <w:spacing w:line="240" w:lineRule="auto" w:after="20" w:before="20"/>
+              <w:jc w:val="left"/>
+            </w:pPr>
+            <w:r>
+              <w:rPr>
+                <w:rFonts w:ascii="Times New Roman" w:hAnsi="Times New Roman"/>
+                <w:sz w:val="18"/>
+              </w:rPr>
+              <w:t xml:space="preserve">0.451</w:t>
             </w:r>
           </w:p>
         </w:tc>
@@ -1689,12 +2199,27 @@
             </w:pPr>
             <w:r>
               <w:rPr>
-                <w:bCs/>
-                <w:rFonts w:ascii="Times New Roman" w:hAnsi="Times New Roman"/>
-                <w:b/>
-                <w:sz w:val="18"/>
-              </w:rPr>
-              <w:t xml:space="preserve">0.0212</w:t>
+                <w:rFonts w:ascii="Times New Roman" w:hAnsi="Times New Roman"/>
+                <w:sz w:val="18"/>
+              </w:rPr>
+              <w:t xml:space="preserve">0.0212*</w:t>
+            </w:r>
+          </w:p>
+        </w:tc>
+        <w:tc>
+          <w:tcPr/>
+          <w:p>
+            <w:pPr>
+              <w:pStyle w:val="Compact"/>
+              <w:spacing w:line="240" w:lineRule="auto" w:after="20" w:before="20"/>
+              <w:jc w:val="left"/>
+            </w:pPr>
+            <w:r>
+              <w:rPr>
+                <w:rFonts w:ascii="Times New Roman" w:hAnsi="Times New Roman"/>
+                <w:sz w:val="18"/>
+              </w:rPr>
+              <w:t xml:space="preserve">0.902</w:t>
             </w:r>
           </w:p>
         </w:tc>
@@ -1746,6 +2271,23 @@
                 <w:sz w:val="18"/>
               </w:rPr>
               <w:t xml:space="preserve">0.073</w:t>
+            </w:r>
+          </w:p>
+        </w:tc>
+        <w:tc>
+          <w:tcPr/>
+          <w:p>
+            <w:pPr>
+              <w:pStyle w:val="Compact"/>
+              <w:spacing w:line="240" w:lineRule="auto" w:after="20" w:before="20"/>
+              <w:jc w:val="left"/>
+            </w:pPr>
+            <w:r>
+              <w:rPr>
+                <w:rFonts w:ascii="Times New Roman" w:hAnsi="Times New Roman"/>
+                <w:sz w:val="18"/>
+              </w:rPr>
+              <w:t xml:space="preserve">0.008</w:t>
             </w:r>
           </w:p>
         </w:tc>
@@ -1854,6 +2396,23 @@
                 <w:rFonts w:ascii="Times New Roman" w:hAnsi="Times New Roman"/>
                 <w:sz w:val="18"/>
               </w:rPr>
+              <w:t xml:space="preserve">0.882</w:t>
+            </w:r>
+          </w:p>
+        </w:tc>
+        <w:tc>
+          <w:tcPr/>
+          <w:p>
+            <w:pPr>
+              <w:pStyle w:val="Compact"/>
+              <w:spacing w:line="240" w:lineRule="auto" w:after="20" w:before="20"/>
+              <w:jc w:val="left"/>
+            </w:pPr>
+            <w:r>
+              <w:rPr>
+                <w:rFonts w:ascii="Times New Roman" w:hAnsi="Times New Roman"/>
+                <w:sz w:val="18"/>
+              </w:rPr>
               <w:t xml:space="preserve">0.731</w:t>
             </w:r>
           </w:p>
@@ -1889,6 +2448,23 @@
                 <w:sz w:val="18"/>
               </w:rPr>
               <w:t xml:space="preserve">0.010</w:t>
+            </w:r>
+          </w:p>
+        </w:tc>
+        <w:tc>
+          <w:tcPr/>
+          <w:p>
+            <w:pPr>
+              <w:pStyle w:val="Compact"/>
+              <w:spacing w:line="240" w:lineRule="auto" w:after="20" w:before="20"/>
+              <w:jc w:val="left"/>
+            </w:pPr>
+            <w:r>
+              <w:rPr>
+                <w:rFonts w:ascii="Times New Roman" w:hAnsi="Times New Roman"/>
+                <w:sz w:val="18"/>
+              </w:rPr>
+              <w:t xml:space="preserve">0.001</w:t>
             </w:r>
           </w:p>
         </w:tc>
@@ -1929,7 +2505,7 @@
                 <w:rFonts w:ascii="Times New Roman" w:hAnsi="Times New Roman"/>
                 <w:sz w:val="18"/>
               </w:rPr>
-              <w:t xml:space="preserve">UKB HT</w:t>
+              <w:t xml:space="preserve">UKB hyperthyroidism</w:t>
             </w:r>
           </w:p>
         </w:tc>
@@ -1977,12 +2553,27 @@
             </w:pPr>
             <w:r>
               <w:rPr>
-                <w:bCs/>
-                <w:rFonts w:ascii="Times New Roman" w:hAnsi="Times New Roman"/>
-                <w:b/>
-                <w:sz w:val="18"/>
-              </w:rPr>
-              <w:t xml:space="preserve">0.0117</w:t>
+                <w:rFonts w:ascii="Times New Roman" w:hAnsi="Times New Roman"/>
+                <w:sz w:val="18"/>
+              </w:rPr>
+              <w:t xml:space="preserve">0.0117*</w:t>
+            </w:r>
+          </w:p>
+        </w:tc>
+        <w:tc>
+          <w:tcPr/>
+          <w:p>
+            <w:pPr>
+              <w:pStyle w:val="Compact"/>
+              <w:spacing w:line="240" w:lineRule="auto" w:after="20" w:before="20"/>
+              <w:jc w:val="left"/>
+            </w:pPr>
+            <w:r>
+              <w:rPr>
+                <w:rFonts w:ascii="Times New Roman" w:hAnsi="Times New Roman"/>
+                <w:sz w:val="18"/>
+              </w:rPr>
+              <w:t xml:space="preserve">0.250</w:t>
             </w:r>
           </w:p>
         </w:tc>
@@ -2034,6 +2625,23 @@
                 <w:sz w:val="18"/>
               </w:rPr>
               <w:t xml:space="preserve">0.404</w:t>
+            </w:r>
+          </w:p>
+        </w:tc>
+        <w:tc>
+          <w:tcPr/>
+          <w:p>
+            <w:pPr>
+              <w:pStyle w:val="Compact"/>
+              <w:spacing w:line="240" w:lineRule="auto" w:after="20" w:before="20"/>
+              <w:jc w:val="left"/>
+            </w:pPr>
+            <w:r>
+              <w:rPr>
+                <w:rFonts w:ascii="Times New Roman" w:hAnsi="Times New Roman"/>
+                <w:sz w:val="18"/>
+              </w:rPr>
+              <w:t xml:space="preserve">0.063</w:t>
             </w:r>
           </w:p>
         </w:tc>
@@ -2142,6 +2750,23 @@
                 <w:rFonts w:ascii="Times New Roman" w:hAnsi="Times New Roman"/>
                 <w:sz w:val="18"/>
               </w:rPr>
+              <w:t xml:space="preserve">0.309</w:t>
+            </w:r>
+          </w:p>
+        </w:tc>
+        <w:tc>
+          <w:tcPr/>
+          <w:p>
+            <w:pPr>
+              <w:pStyle w:val="Compact"/>
+              <w:spacing w:line="240" w:lineRule="auto" w:after="20" w:before="20"/>
+              <w:jc w:val="left"/>
+            </w:pPr>
+            <w:r>
+              <w:rPr>
+                <w:rFonts w:ascii="Times New Roman" w:hAnsi="Times New Roman"/>
+                <w:sz w:val="18"/>
+              </w:rPr>
               <w:t xml:space="preserve">0.623</w:t>
             </w:r>
           </w:p>
@@ -2177,6 +2802,23 @@
                 <w:sz w:val="18"/>
               </w:rPr>
               <w:t xml:space="preserve">0.032</w:t>
+            </w:r>
+          </w:p>
+        </w:tc>
+        <w:tc>
+          <w:tcPr/>
+          <w:p>
+            <w:pPr>
+              <w:pStyle w:val="Compact"/>
+              <w:spacing w:line="240" w:lineRule="auto" w:after="20" w:before="20"/>
+              <w:jc w:val="left"/>
+            </w:pPr>
+            <w:r>
+              <w:rPr>
+                <w:rFonts w:ascii="Times New Roman" w:hAnsi="Times New Roman"/>
+                <w:sz w:val="18"/>
+              </w:rPr>
+              <w:t xml:space="preserve">0.003</w:t>
             </w:r>
           </w:p>
         </w:tc>
@@ -2285,6 +2927,23 @@
                 <w:rFonts w:ascii="Times New Roman" w:hAnsi="Times New Roman"/>
                 <w:sz w:val="18"/>
               </w:rPr>
+              <w:t xml:space="preserve">0.409</w:t>
+            </w:r>
+          </w:p>
+        </w:tc>
+        <w:tc>
+          <w:tcPr/>
+          <w:p>
+            <w:pPr>
+              <w:pStyle w:val="Compact"/>
+              <w:spacing w:line="240" w:lineRule="auto" w:after="20" w:before="20"/>
+              <w:jc w:val="left"/>
+            </w:pPr>
+            <w:r>
+              <w:rPr>
+                <w:rFonts w:ascii="Times New Roman" w:hAnsi="Times New Roman"/>
+                <w:sz w:val="18"/>
+              </w:rPr>
               <w:t xml:space="preserve">0.571</w:t>
             </w:r>
           </w:p>
@@ -2320,6 +2979,23 @@
                 <w:sz w:val="18"/>
               </w:rPr>
               <w:t xml:space="preserve">0.038</w:t>
+            </w:r>
+          </w:p>
+        </w:tc>
+        <w:tc>
+          <w:tcPr/>
+          <w:p>
+            <w:pPr>
+              <w:pStyle w:val="Compact"/>
+              <w:spacing w:line="240" w:lineRule="auto" w:after="20" w:before="20"/>
+              <w:jc w:val="left"/>
+            </w:pPr>
+            <w:r>
+              <w:rPr>
+                <w:rFonts w:ascii="Times New Roman" w:hAnsi="Times New Roman"/>
+                <w:sz w:val="18"/>
+              </w:rPr>
+              <w:t xml:space="preserve">0.004</w:t>
             </w:r>
           </w:p>
         </w:tc>
@@ -2408,12 +3084,42 @@
             </w:pPr>
             <w:r>
               <w:rPr>
-                <w:bCs/>
-                <w:rFonts w:ascii="Times New Roman" w:hAnsi="Times New Roman"/>
-                <w:b/>
-                <w:sz w:val="18"/>
-              </w:rPr>
-              <w:t xml:space="preserve">5.45×10⁻¹⁵</w:t>
+                <w:rFonts w:ascii="Times New Roman" w:hAnsi="Times New Roman"/>
+                <w:sz w:val="18"/>
+              </w:rPr>
+              <w:t xml:space="preserve">5.45×10</w:t>
+            </w:r>
+            <w:r>
+              <w:rPr>
+                <w:rFonts w:ascii="Times New Roman" w:hAnsi="Times New Roman"/>
+                <w:sz w:val="18"/>
+                <w:vertAlign w:val="superscript"/>
+              </w:rPr>
+              <w:t xml:space="preserve">−15</w:t>
+            </w:r>
+            <w:r>
+              <w:rPr>
+                <w:rFonts w:ascii="Times New Roman" w:hAnsi="Times New Roman"/>
+                <w:sz w:val="18"/>
+              </w:rPr>
+              <w:t xml:space="preserve">*†</w:t>
+            </w:r>
+          </w:p>
+        </w:tc>
+        <w:tc>
+          <w:tcPr/>
+          <w:p>
+            <w:pPr>
+              <w:pStyle w:val="Compact"/>
+              <w:spacing w:line="240" w:lineRule="auto" w:after="20" w:before="20"/>
+              <w:jc w:val="left"/>
+            </w:pPr>
+            <w:r>
+              <w:rPr>
+                <w:rFonts w:ascii="Times New Roman" w:hAnsi="Times New Roman"/>
+                <w:sz w:val="18"/>
+              </w:rPr>
+              <w:t xml:space="preserve">NA</w:t>
             </w:r>
           </w:p>
         </w:tc>
@@ -2465,6 +3171,23 @@
                 <w:sz w:val="18"/>
               </w:rPr>
               <w:t xml:space="preserve">0.201</w:t>
+            </w:r>
+          </w:p>
+        </w:tc>
+        <w:tc>
+          <w:tcPr/>
+          <w:p>
+            <w:pPr>
+              <w:pStyle w:val="Compact"/>
+              <w:spacing w:line="240" w:lineRule="auto" w:after="20" w:before="20"/>
+              <w:jc w:val="left"/>
+            </w:pPr>
+            <w:r>
+              <w:rPr>
+                <w:rFonts w:ascii="Times New Roman" w:hAnsi="Times New Roman"/>
+                <w:sz w:val="18"/>
+              </w:rPr>
+              <w:t xml:space="preserve">0.025</w:t>
             </w:r>
           </w:p>
         </w:tc>
@@ -2553,12 +3276,42 @@
             </w:pPr>
             <w:r>
               <w:rPr>
-                <w:bCs/>
-                <w:rFonts w:ascii="Times New Roman" w:hAnsi="Times New Roman"/>
-                <w:b/>
-                <w:sz w:val="18"/>
-              </w:rPr>
-              <w:t xml:space="preserve">2.15×10⁻⁶</w:t>
+                <w:rFonts w:ascii="Times New Roman" w:hAnsi="Times New Roman"/>
+                <w:sz w:val="18"/>
+              </w:rPr>
+              <w:t xml:space="preserve">2.15×10</w:t>
+            </w:r>
+            <w:r>
+              <w:rPr>
+                <w:rFonts w:ascii="Times New Roman" w:hAnsi="Times New Roman"/>
+                <w:sz w:val="18"/>
+                <w:vertAlign w:val="superscript"/>
+              </w:rPr>
+              <w:t xml:space="preserve">−6</w:t>
+            </w:r>
+            <w:r>
+              <w:rPr>
+                <w:rFonts w:ascii="Times New Roman" w:hAnsi="Times New Roman"/>
+                <w:sz w:val="18"/>
+              </w:rPr>
+              <w:t xml:space="preserve">*†</w:t>
+            </w:r>
+          </w:p>
+        </w:tc>
+        <w:tc>
+          <w:tcPr/>
+          <w:p>
+            <w:pPr>
+              <w:pStyle w:val="Compact"/>
+              <w:spacing w:line="240" w:lineRule="auto" w:after="20" w:before="20"/>
+              <w:jc w:val="left"/>
+            </w:pPr>
+            <w:r>
+              <w:rPr>
+                <w:rFonts w:ascii="Times New Roman" w:hAnsi="Times New Roman"/>
+                <w:sz w:val="18"/>
+              </w:rPr>
+              <w:t xml:space="preserve">0.0275</w:t>
             </w:r>
           </w:p>
         </w:tc>
@@ -2610,6 +3363,23 @@
                 <w:sz w:val="18"/>
               </w:rPr>
               <w:t xml:space="preserve">0.254</w:t>
+            </w:r>
+          </w:p>
+        </w:tc>
+        <w:tc>
+          <w:tcPr/>
+          <w:p>
+            <w:pPr>
+              <w:pStyle w:val="Compact"/>
+              <w:spacing w:line="240" w:lineRule="auto" w:after="20" w:before="20"/>
+              <w:jc w:val="left"/>
+            </w:pPr>
+            <w:r>
+              <w:rPr>
+                <w:rFonts w:ascii="Times New Roman" w:hAnsi="Times New Roman"/>
+                <w:sz w:val="18"/>
+              </w:rPr>
+              <w:t xml:space="preserve">0.033</w:t>
             </w:r>
           </w:p>
         </w:tc>
@@ -2650,7 +3420,7 @@
                 <w:rFonts w:ascii="Times New Roman" w:hAnsi="Times New Roman"/>
                 <w:sz w:val="18"/>
               </w:rPr>
-              <w:t xml:space="preserve">UKB HT</w:t>
+              <w:t xml:space="preserve">UKB hyperthyroidism</w:t>
             </w:r>
           </w:p>
         </w:tc>
@@ -2698,65 +3468,97 @@
             </w:pPr>
             <w:r>
               <w:rPr>
+                <w:rFonts w:ascii="Times New Roman" w:hAnsi="Times New Roman"/>
+                <w:sz w:val="18"/>
+              </w:rPr>
+              <w:t xml:space="preserve">0.00220*</w:t>
+            </w:r>
+          </w:p>
+        </w:tc>
+        <w:tc>
+          <w:tcPr/>
+          <w:p>
+            <w:pPr>
+              <w:pStyle w:val="Compact"/>
+              <w:spacing w:line="240" w:lineRule="auto" w:after="20" w:before="20"/>
+              <w:jc w:val="left"/>
+            </w:pPr>
+            <w:r>
+              <w:rPr>
+                <w:rFonts w:ascii="Times New Roman" w:hAnsi="Times New Roman"/>
+                <w:sz w:val="18"/>
+              </w:rPr>
+              <w:t xml:space="preserve">0.00131</w:t>
+            </w:r>
+          </w:p>
+        </w:tc>
+        <w:tc>
+          <w:tcPr/>
+          <w:p>
+            <w:pPr>
+              <w:pStyle w:val="Compact"/>
+              <w:spacing w:line="240" w:lineRule="auto" w:after="20" w:before="20"/>
+              <w:jc w:val="left"/>
+            </w:pPr>
+            <w:r>
+              <w:rPr>
+                <w:rFonts w:ascii="Times New Roman" w:hAnsi="Times New Roman"/>
+                <w:sz w:val="18"/>
+              </w:rPr>
+              <w:t xml:space="preserve">&lt;0.001</w:t>
+            </w:r>
+          </w:p>
+        </w:tc>
+        <w:tc>
+          <w:tcPr/>
+          <w:p>
+            <w:pPr>
+              <w:pStyle w:val="Compact"/>
+              <w:spacing w:line="240" w:lineRule="auto" w:after="20" w:before="20"/>
+              <w:jc w:val="left"/>
+            </w:pPr>
+            <w:r>
+              <w:rPr>
+                <w:rFonts w:ascii="Times New Roman" w:hAnsi="Times New Roman"/>
+                <w:sz w:val="18"/>
+              </w:rPr>
+              <w:t xml:space="preserve">0.047</w:t>
+            </w:r>
+          </w:p>
+        </w:tc>
+        <w:tc>
+          <w:tcPr/>
+          <w:p>
+            <w:pPr>
+              <w:pStyle w:val="Compact"/>
+              <w:spacing w:line="240" w:lineRule="auto" w:after="20" w:before="20"/>
+              <w:jc w:val="left"/>
+            </w:pPr>
+            <w:r>
+              <w:rPr>
                 <w:bCs/>
                 <w:rFonts w:ascii="Times New Roman" w:hAnsi="Times New Roman"/>
                 <w:b/>
                 <w:sz w:val="18"/>
               </w:rPr>
-              <w:t xml:space="preserve">0.0022</w:t>
-            </w:r>
-          </w:p>
-        </w:tc>
-        <w:tc>
-          <w:tcPr/>
-          <w:p>
-            <w:pPr>
-              <w:pStyle w:val="Compact"/>
-              <w:spacing w:line="240" w:lineRule="auto" w:after="20" w:before="20"/>
-              <w:jc w:val="left"/>
-            </w:pPr>
-            <w:r>
-              <w:rPr>
-                <w:rFonts w:ascii="Times New Roman" w:hAnsi="Times New Roman"/>
-                <w:sz w:val="18"/>
-              </w:rPr>
-              <w:t xml:space="preserve">&lt;0.001</w:t>
-            </w:r>
-          </w:p>
-        </w:tc>
-        <w:tc>
-          <w:tcPr/>
-          <w:p>
-            <w:pPr>
-              <w:pStyle w:val="Compact"/>
-              <w:spacing w:line="240" w:lineRule="auto" w:after="20" w:before="20"/>
-              <w:jc w:val="left"/>
-            </w:pPr>
-            <w:r>
-              <w:rPr>
-                <w:rFonts w:ascii="Times New Roman" w:hAnsi="Times New Roman"/>
-                <w:sz w:val="18"/>
-              </w:rPr>
-              <w:t xml:space="preserve">0.047</w:t>
-            </w:r>
-          </w:p>
-        </w:tc>
-        <w:tc>
-          <w:tcPr/>
-          <w:p>
-            <w:pPr>
-              <w:pStyle w:val="Compact"/>
-              <w:spacing w:line="240" w:lineRule="auto" w:after="20" w:before="20"/>
-              <w:jc w:val="left"/>
-            </w:pPr>
-            <w:r>
-              <w:rPr>
-                <w:bCs/>
-                <w:rFonts w:ascii="Times New Roman" w:hAnsi="Times New Roman"/>
-                <w:b/>
-                <w:sz w:val="18"/>
-              </w:rPr>
               <w:t xml:space="preserve">0.953</w:t>
+            </w:r>
+          </w:p>
+        </w:tc>
+        <w:tc>
+          <w:tcPr/>
+          <w:p>
+            <w:pPr>
+              <w:pStyle w:val="Compact"/>
+              <w:spacing w:line="240" w:lineRule="auto" w:after="20" w:before="20"/>
+              <w:jc w:val="left"/>
+            </w:pPr>
+            <w:r>
+              <w:rPr>
+                <w:rFonts w:ascii="Times New Roman" w:hAnsi="Times New Roman"/>
+                <w:sz w:val="18"/>
+              </w:rPr>
+              <w:t xml:space="preserve">0.672</w:t>
             </w:r>
           </w:p>
         </w:tc>
@@ -2845,46 +3647,80 @@
             </w:pPr>
             <w:r>
               <w:rPr>
+                <w:rFonts w:ascii="Times New Roman" w:hAnsi="Times New Roman"/>
+                <w:sz w:val="18"/>
+              </w:rPr>
+              <w:t xml:space="preserve">0.0118*</w:t>
+            </w:r>
+          </w:p>
+        </w:tc>
+        <w:tc>
+          <w:tcPr/>
+          <w:p>
+            <w:pPr>
+              <w:pStyle w:val="Compact"/>
+              <w:spacing w:line="240" w:lineRule="auto" w:after="20" w:before="20"/>
+              <w:jc w:val="left"/>
+            </w:pPr>
+            <w:r>
+              <w:rPr>
+                <w:rFonts w:ascii="Times New Roman" w:hAnsi="Times New Roman"/>
+                <w:sz w:val="18"/>
+              </w:rPr>
+              <w:t xml:space="preserve">0.0486</w:t>
+            </w:r>
+          </w:p>
+        </w:tc>
+        <w:tc>
+          <w:tcPr/>
+          <w:p>
+            <w:pPr>
+              <w:pStyle w:val="Compact"/>
+              <w:spacing w:line="240" w:lineRule="auto" w:after="20" w:before="20"/>
+              <w:jc w:val="left"/>
+            </w:pPr>
+            <w:r>
+              <w:rPr>
+                <w:rFonts w:ascii="Times New Roman" w:hAnsi="Times New Roman"/>
+                <w:sz w:val="18"/>
+              </w:rPr>
+              <w:t xml:space="preserve">&lt;0.001</w:t>
+            </w:r>
+          </w:p>
+        </w:tc>
+        <w:tc>
+          <w:tcPr/>
+          <w:p>
+            <w:pPr>
+              <w:pStyle w:val="Compact"/>
+              <w:spacing w:line="240" w:lineRule="auto" w:after="20" w:before="20"/>
+              <w:jc w:val="left"/>
+            </w:pPr>
+            <w:r>
+              <w:rPr>
+                <w:rFonts w:ascii="Times New Roman" w:hAnsi="Times New Roman"/>
+                <w:sz w:val="18"/>
+              </w:rPr>
+              <w:t xml:space="preserve">0.022</w:t>
+            </w:r>
+          </w:p>
+        </w:tc>
+        <w:tc>
+          <w:tcPr/>
+          <w:p>
+            <w:pPr>
+              <w:pStyle w:val="Compact"/>
+              <w:spacing w:line="240" w:lineRule="auto" w:after="20" w:before="20"/>
+              <w:jc w:val="left"/>
+            </w:pPr>
+            <w:r>
+              <w:rPr>
                 <w:bCs/>
                 <w:rFonts w:ascii="Times New Roman" w:hAnsi="Times New Roman"/>
                 <w:b/>
                 <w:sz w:val="18"/>
               </w:rPr>
-              <w:t xml:space="preserve">0.0118</w:t>
-            </w:r>
-          </w:p>
-        </w:tc>
-        <w:tc>
-          <w:tcPr/>
-          <w:p>
-            <w:pPr>
-              <w:pStyle w:val="Compact"/>
-              <w:spacing w:line="240" w:lineRule="auto" w:after="20" w:before="20"/>
-              <w:jc w:val="left"/>
-            </w:pPr>
-            <w:r>
-              <w:rPr>
-                <w:rFonts w:ascii="Times New Roman" w:hAnsi="Times New Roman"/>
-                <w:sz w:val="18"/>
-              </w:rPr>
-              <w:t xml:space="preserve">&lt;0.001</w:t>
-            </w:r>
-          </w:p>
-        </w:tc>
-        <w:tc>
-          <w:tcPr/>
-          <w:p>
-            <w:pPr>
-              <w:pStyle w:val="Compact"/>
-              <w:spacing w:line="240" w:lineRule="auto" w:after="20" w:before="20"/>
-              <w:jc w:val="left"/>
-            </w:pPr>
-            <w:r>
-              <w:rPr>
-                <w:rFonts w:ascii="Times New Roman" w:hAnsi="Times New Roman"/>
-                <w:sz w:val="18"/>
-              </w:rPr>
-              <w:t xml:space="preserve">0.022</w:t>
+              <w:t xml:space="preserve">0.978</w:t>
             </w:r>
           </w:p>
         </w:tc>
@@ -2903,7 +3739,7 @@
                 <w:b/>
                 <w:sz w:val="18"/>
               </w:rPr>
-              <w:t xml:space="preserve">0.978</w:t>
+              <w:t xml:space="preserve">0.816</w:t>
             </w:r>
           </w:p>
         </w:tc>
@@ -2992,46 +3828,80 @@
             </w:pPr>
             <w:r>
               <w:rPr>
+                <w:rFonts w:ascii="Times New Roman" w:hAnsi="Times New Roman"/>
+                <w:sz w:val="18"/>
+              </w:rPr>
+              <w:t xml:space="preserve">0.00888*</w:t>
+            </w:r>
+          </w:p>
+        </w:tc>
+        <w:tc>
+          <w:tcPr/>
+          <w:p>
+            <w:pPr>
+              <w:pStyle w:val="Compact"/>
+              <w:spacing w:line="240" w:lineRule="auto" w:after="20" w:before="20"/>
+              <w:jc w:val="left"/>
+            </w:pPr>
+            <w:r>
+              <w:rPr>
+                <w:rFonts w:ascii="Times New Roman" w:hAnsi="Times New Roman"/>
+                <w:sz w:val="18"/>
+              </w:rPr>
+              <w:t xml:space="preserve">0.0755</w:t>
+            </w:r>
+          </w:p>
+        </w:tc>
+        <w:tc>
+          <w:tcPr/>
+          <w:p>
+            <w:pPr>
+              <w:pStyle w:val="Compact"/>
+              <w:spacing w:line="240" w:lineRule="auto" w:after="20" w:before="20"/>
+              <w:jc w:val="left"/>
+            </w:pPr>
+            <w:r>
+              <w:rPr>
+                <w:rFonts w:ascii="Times New Roman" w:hAnsi="Times New Roman"/>
+                <w:sz w:val="18"/>
+              </w:rPr>
+              <w:t xml:space="preserve">&lt;0.001</w:t>
+            </w:r>
+          </w:p>
+        </w:tc>
+        <w:tc>
+          <w:tcPr/>
+          <w:p>
+            <w:pPr>
+              <w:pStyle w:val="Compact"/>
+              <w:spacing w:line="240" w:lineRule="auto" w:after="20" w:before="20"/>
+              <w:jc w:val="left"/>
+            </w:pPr>
+            <w:r>
+              <w:rPr>
+                <w:rFonts w:ascii="Times New Roman" w:hAnsi="Times New Roman"/>
+                <w:sz w:val="18"/>
+              </w:rPr>
+              <w:t xml:space="preserve">0.021</w:t>
+            </w:r>
+          </w:p>
+        </w:tc>
+        <w:tc>
+          <w:tcPr/>
+          <w:p>
+            <w:pPr>
+              <w:pStyle w:val="Compact"/>
+              <w:spacing w:line="240" w:lineRule="auto" w:after="20" w:before="20"/>
+              <w:jc w:val="left"/>
+            </w:pPr>
+            <w:r>
+              <w:rPr>
                 <w:bCs/>
                 <w:rFonts w:ascii="Times New Roman" w:hAnsi="Times New Roman"/>
                 <w:b/>
                 <w:sz w:val="18"/>
               </w:rPr>
-              <w:t xml:space="preserve">0.00888</w:t>
-            </w:r>
-          </w:p>
-        </w:tc>
-        <w:tc>
-          <w:tcPr/>
-          <w:p>
-            <w:pPr>
-              <w:pStyle w:val="Compact"/>
-              <w:spacing w:line="240" w:lineRule="auto" w:after="20" w:before="20"/>
-              <w:jc w:val="left"/>
-            </w:pPr>
-            <w:r>
-              <w:rPr>
-                <w:rFonts w:ascii="Times New Roman" w:hAnsi="Times New Roman"/>
-                <w:sz w:val="18"/>
-              </w:rPr>
-              <w:t xml:space="preserve">&lt;0.001</w:t>
-            </w:r>
-          </w:p>
-        </w:tc>
-        <w:tc>
-          <w:tcPr/>
-          <w:p>
-            <w:pPr>
-              <w:pStyle w:val="Compact"/>
-              <w:spacing w:line="240" w:lineRule="auto" w:after="20" w:before="20"/>
-              <w:jc w:val="left"/>
-            </w:pPr>
-            <w:r>
-              <w:rPr>
-                <w:rFonts w:ascii="Times New Roman" w:hAnsi="Times New Roman"/>
-                <w:sz w:val="18"/>
-              </w:rPr>
-              <w:t xml:space="preserve">0.021</w:t>
+              <w:t xml:space="preserve">0.979</w:t>
             </w:r>
           </w:p>
         </w:tc>
@@ -3050,7 +3920,7 @@
                 <w:b/>
                 <w:sz w:val="18"/>
               </w:rPr>
-              <w:t xml:space="preserve">0.979</w:t>
+              <w:t xml:space="preserve">0.820</w:t>
             </w:r>
           </w:p>
         </w:tc>
@@ -3066,7 +3936,7 @@
           <w:color w:val="000000"/>
           <w:sz w:val="18"/>
         </w:rPr>
-        <w:t xml:space="preserve">GD, Graves disease; GO, Graves ophthalmopathy; HT, hyperthyroidism/thyrotoxicosis. IVs, instrumental variables (retained genetic variants). Wald ratio for one IV; random-effects IVW for multiple IVs. ORs are per approximately one SD higher reconstructed blood expression. Bold</w:t>
+        <w:t xml:space="preserve">MR estimates are ORs per approximately one SD higher genetically predicted blood expression: Wald ratio for one IV, multiplicative random-effects IVW for several.</w:t>
       </w:r>
       <w:r>
         <w:rPr>
@@ -3082,7 +3952,7 @@
           <w:color w:val="000000"/>
           <w:sz w:val="18"/>
         </w:rPr>
-        <w:t xml:space="preserve">P</w:t>
+        <w:t xml:space="preserve">TSHR</w:t>
       </w:r>
       <w:r>
         <w:rPr>
@@ -3096,7 +3966,7 @@
           <w:color w:val="000000"/>
           <w:sz w:val="18"/>
         </w:rPr>
-        <w:t xml:space="preserve">values denote nominal</w:t>
+        <w:t xml:space="preserve">used one instrument, rs179252, in every dataset; its G allele raises blood expression by 0.105 SD per allele (F = 176), and its per-allele disease ORs were 0.77–0.82 (Table S3). The per-SD ORs therefore rescale a moderate per-allele association, and each single-IV</w:t>
       </w:r>
       <w:r>
         <w:rPr>
@@ -3126,7 +3996,7 @@
           <w:color w:val="000000"/>
           <w:sz w:val="18"/>
         </w:rPr>
-        <w:t xml:space="preserve">&lt; 0.05 only. Discovery uses 0.05/2,544. PP.H2 supports an expression-only signal; PP.H3 supports distinct variants; PP.H4 supports one shared variant. Bold PP.H4 denotes ≥0.80 under p12 = 10⁻⁵. These are probabilities, not</w:t>
+        <w:t xml:space="preserve">value equals the variant’s disease-association z-test</w:t>
       </w:r>
       <w:r>
         <w:rPr>
@@ -3156,7 +4026,7 @@
           <w:color w:val="000000"/>
           <w:sz w:val="18"/>
         </w:rPr>
-        <w:t xml:space="preserve">values.</w:t>
+        <w:t xml:space="preserve">value.</w:t>
       </w:r>
       <w:r>
         <w:rPr>
@@ -3186,7 +4056,7 @@
           <w:color w:val="000000"/>
           <w:sz w:val="18"/>
         </w:rPr>
-        <w:t xml:space="preserve">multi-IV results are concentrated in rs13030124;</w:t>
+        <w:t xml:space="preserve">multi-IV estimates are concentrated in rs13030124 and heterogeneous (Q-test</w:t>
       </w:r>
       <w:r>
         <w:rPr>
@@ -3202,25 +4072,182 @@
           <w:color w:val="000000"/>
           <w:sz w:val="18"/>
         </w:rPr>
-        <w:t xml:space="preserve">TSHR</w:t>
+        <w:t xml:space="preserve">P</w:t>
       </w:r>
       <w:r>
         <w:rPr>
           <w:color w:val="000000"/>
           <w:sz w:val="18"/>
         </w:rPr>
+        <w:t xml:space="preserve">); in BBJ and UKB, two of four single-instrument omissions removed nominal</w:t>
+      </w:r>
+      <w:r>
+        <w:rPr>
+          <w:color w:val="000000"/>
+          <w:sz w:val="18"/>
+        </w:rPr>
         <w:t xml:space="preserve"> </w:t>
       </w:r>
       <w:r>
         <w:rPr>
+          <w:iCs/>
+          <w:i/>
           <w:color w:val="000000"/>
           <w:sz w:val="18"/>
         </w:rPr>
-        <w:t xml:space="preserve">is single-IV in all datasets.</w:t>
+        <w:t xml:space="preserve">IGF1R</w:t>
+      </w:r>
+      <w:r>
+        <w:rPr>
+          <w:color w:val="000000"/>
+          <w:sz w:val="18"/>
+        </w:rPr>
+        <w:t xml:space="preserve"> </w:t>
+      </w:r>
+      <w:r>
+        <w:rPr>
+          <w:color w:val="000000"/>
+          <w:sz w:val="18"/>
+        </w:rPr>
+        <w:t xml:space="preserve">significance (Figure S2). * Nominal</w:t>
+      </w:r>
+      <w:r>
+        <w:rPr>
+          <w:color w:val="000000"/>
+          <w:sz w:val="18"/>
+        </w:rPr>
+        <w:t xml:space="preserve"> </w:t>
+      </w:r>
+      <w:r>
+        <w:rPr>
+          <w:iCs/>
+          <w:i/>
+          <w:color w:val="000000"/>
+          <w:sz w:val="18"/>
+        </w:rPr>
+        <w:t xml:space="preserve">P</w:t>
+      </w:r>
+      <w:r>
+        <w:rPr>
+          <w:color w:val="000000"/>
+          <w:sz w:val="18"/>
+        </w:rPr>
+        <w:t xml:space="preserve"> </w:t>
+      </w:r>
+      <w:r>
+        <w:rPr>
+          <w:color w:val="000000"/>
+          <w:sz w:val="18"/>
+        </w:rPr>
+        <w:t xml:space="preserve">&lt; 0.05; †</w:t>
+      </w:r>
+      <w:r>
+        <w:rPr>
+          <w:color w:val="000000"/>
+          <w:sz w:val="18"/>
+        </w:rPr>
+        <w:t xml:space="preserve"> </w:t>
+      </w:r>
+      <w:r>
+        <w:rPr>
+          <w:iCs/>
+          <w:i/>
+          <w:color w:val="000000"/>
+          <w:sz w:val="18"/>
+        </w:rPr>
+        <w:t xml:space="preserve">P</w:t>
+      </w:r>
+      <w:r>
+        <w:rPr>
+          <w:color w:val="000000"/>
+          <w:sz w:val="18"/>
+        </w:rPr>
+        <w:t xml:space="preserve"> </w:t>
+      </w:r>
+      <w:r>
+        <w:rPr>
+          <w:color w:val="000000"/>
+          <w:sz w:val="18"/>
+        </w:rPr>
+        <w:t xml:space="preserve">&lt; 0.05/2,544, the screen threshold, applied descriptively outside BBJ. PP.H2–H4 are colocalization posterior probabilities (H2, expression signal only; H3, distinct variants; H4, one shared variant) with p1 = p2 = 10</w:t>
+      </w:r>
+      <w:r>
+        <w:rPr>
+          <w:color w:val="000000"/>
+          <w:sz w:val="18"/>
+          <w:vertAlign w:val="superscript"/>
+        </w:rPr>
+        <w:t xml:space="preserve">−4</w:t>
+      </w:r>
+      <w:r>
+        <w:rPr>
+          <w:color w:val="000000"/>
+          <w:sz w:val="18"/>
+        </w:rPr>
+        <w:t xml:space="preserve"> </w:t>
+      </w:r>
+      <w:r>
+        <w:rPr>
+          <w:color w:val="000000"/>
+          <w:sz w:val="18"/>
+        </w:rPr>
+        <w:t xml:space="preserve">and p12 = 10</w:t>
+      </w:r>
+      <w:r>
+        <w:rPr>
+          <w:color w:val="000000"/>
+          <w:sz w:val="18"/>
+          <w:vertAlign w:val="superscript"/>
+        </w:rPr>
+        <w:t xml:space="preserve">−5</w:t>
+      </w:r>
+      <w:r>
+        <w:rPr>
+          <w:color w:val="000000"/>
+          <w:sz w:val="18"/>
+        </w:rPr>
+        <w:t xml:space="preserve"> </w:t>
+      </w:r>
+      <w:r>
+        <w:rPr>
+          <w:color w:val="000000"/>
+          <w:sz w:val="18"/>
+        </w:rPr>
+        <w:t xml:space="preserve">unless stated; bold, ≥0.80. They are not</w:t>
+      </w:r>
+      <w:r>
+        <w:rPr>
+          <w:color w:val="000000"/>
+          <w:sz w:val="18"/>
+        </w:rPr>
+        <w:t xml:space="preserve"> </w:t>
+      </w:r>
+      <w:r>
+        <w:rPr>
+          <w:iCs/>
+          <w:i/>
+          <w:color w:val="000000"/>
+          <w:sz w:val="18"/>
+        </w:rPr>
+        <w:t xml:space="preserve">P</w:t>
+      </w:r>
+      <w:r>
+        <w:rPr>
+          <w:color w:val="000000"/>
+          <w:sz w:val="18"/>
+        </w:rPr>
+        <w:t xml:space="preserve"> </w:t>
+      </w:r>
+      <w:r>
+        <w:rPr>
+          <w:color w:val="000000"/>
+          <w:sz w:val="18"/>
+        </w:rPr>
+        <w:t xml:space="preserve">values. BBJ colocalization pairs European eQTL with East Asian disease statistics. FinnGen ophthalmopathy controls are all other participants, including people with GD but no recorded eye disease, so GO estimates do not estimate TED risk among patients with GD. CI, confidence interval; IV, instrumental variable; IVW, inverse-variance weighted; MR, Mendelian randomization; NA, not applicable (one IV); OR, odds ratio; PP, posterior probability; SD, standard deviation; BBJ, Biobank Japan; FinnGen GD, E4_GRAVES_STRICT; GD, Graves disease; GO, Graves ophthalmopathy; UKB, UK Biobank.</w:t>
       </w:r>
     </w:p>
     <w:bookmarkEnd w:id="21"/>
-    <w:bookmarkStart w:id="25" w:name="table-3.-screen-and-supporting-analyses"/>
+    <w:bookmarkStart w:id="22" w:name="Xbedbf67f2f6dae6e193be68ae7188f77cfe133a"/>
     <w:p>
       <w:pPr>
         <w:pStyle w:val="Heading2"/>
@@ -3230,19 +4257,7 @@
         <w:rPr>
           <w:color w:val="000000"/>
         </w:rPr>
-        <w:t xml:space="preserve">Table 3. Screen and supporting analyses</w:t>
-      </w:r>
-    </w:p>
-    <w:bookmarkStart w:id="22" w:name="X3499dbbf80eb550f389ea95c0a786530fbe335b"/>
-    <w:p>
-      <w:pPr>
-        <w:pStyle w:val="Heading3"/>
-      </w:pPr>
-      <w:r>
-        <w:rPr>
-          <w:color w:val="000000"/>
-        </w:rPr>
-        <w:t xml:space="preserve">A. BBJ discoveries and FinnGen GD comparison</w:t>
+        <w:t xml:space="preserve">Table 3. Thirteen BBJ discoveries and their FinnGen GD comparison</w:t>
       </w:r>
     </w:p>
     <w:tbl>
@@ -3257,13 +4272,15 @@
         </w:tblBorders>
       </w:tblPr>
       <w:tblGrid>
-        <w:gridCol w:w="1131"/>
-        <w:gridCol w:w="1131"/>
-        <w:gridCol w:w="1131"/>
-        <w:gridCol w:w="1131"/>
-        <w:gridCol w:w="1131"/>
-        <w:gridCol w:w="1131"/>
-        <w:gridCol w:w="1131"/>
+        <w:gridCol w:w="776"/>
+        <w:gridCol w:w="931"/>
+        <w:gridCol w:w="854"/>
+        <w:gridCol w:w="1164"/>
+        <w:gridCol w:w="776"/>
+        <w:gridCol w:w="1242"/>
+        <w:gridCol w:w="854"/>
+        <w:gridCol w:w="621"/>
+        <w:gridCol w:w="698"/>
       </w:tblGrid>
       <w:tr>
         <w:trPr>
@@ -3311,7 +4328,7 @@
                 <w:b/>
                 <w:sz w:val="18"/>
               </w:rPr>
-              <w:t xml:space="preserve">BBJ OR (95% CI)</w:t>
+              <w:t xml:space="preserve">Chr</w:t>
             </w:r>
           </w:p>
         </w:tc>
@@ -3333,25 +4350,7 @@
                 <w:b/>
                 <w:sz w:val="18"/>
               </w:rPr>
-              <w:t xml:space="preserve">BBJ</w:t>
-            </w:r>
-            <w:r>
-              <w:rPr>
-                <w:rFonts w:ascii="Times New Roman" w:hAnsi="Times New Roman"/>
-                <w:b/>
-                <w:sz w:val="18"/>
-              </w:rPr>
-              <w:t xml:space="preserve"> </w:t>
-            </w:r>
-            <w:r>
-              <w:rPr>
-                <w:iCs/>
-                <w:rFonts w:ascii="Times New Roman" w:hAnsi="Times New Roman"/>
-                <w:b/>
-                <w:i/>
-                <w:sz w:val="18"/>
-              </w:rPr>
-              <w:t xml:space="preserve">P</w:t>
+              <w:t xml:space="preserve">IVs, BBJ/FinnGen GD</w:t>
             </w:r>
           </w:p>
         </w:tc>
@@ -3373,7 +4372,7 @@
                 <w:b/>
                 <w:sz w:val="18"/>
               </w:rPr>
-              <w:t xml:space="preserve">FinnGen GD OR (95% CI)</w:t>
+              <w:t xml:space="preserve">BBJ OR (95% CI)</w:t>
             </w:r>
           </w:p>
         </w:tc>
@@ -3395,7 +4394,7 @@
                 <w:b/>
                 <w:sz w:val="18"/>
               </w:rPr>
-              <w:t xml:space="preserve">FinnGen GD</w:t>
+              <w:t xml:space="preserve">BBJ</w:t>
             </w:r>
             <w:r>
               <w:rPr>
@@ -3435,7 +4434,7 @@
                 <w:b/>
                 <w:sz w:val="18"/>
               </w:rPr>
-              <w:t xml:space="preserve">Focused support</w:t>
+              <w:t xml:space="preserve">FinnGen GD OR (95% CI)</w:t>
             </w:r>
           </w:p>
         </w:tc>
@@ -3457,7 +4456,69 @@
                 <w:b/>
                 <w:sz w:val="18"/>
               </w:rPr>
-              <w:t xml:space="preserve">GD PP.H4</w:t>
+              <w:t xml:space="preserve">FinnGen GD</w:t>
+            </w:r>
+            <w:r>
+              <w:rPr>
+                <w:rFonts w:ascii="Times New Roman" w:hAnsi="Times New Roman"/>
+                <w:b/>
+                <w:sz w:val="18"/>
+              </w:rPr>
+              <w:t xml:space="preserve"> </w:t>
+            </w:r>
+            <w:r>
+              <w:rPr>
+                <w:iCs/>
+                <w:rFonts w:ascii="Times New Roman" w:hAnsi="Times New Roman"/>
+                <w:b/>
+                <w:i/>
+                <w:sz w:val="18"/>
+              </w:rPr>
+              <w:t xml:space="preserve">P</w:t>
+            </w:r>
+          </w:p>
+        </w:tc>
+        <w:tc>
+          <w:tcPr>
+            <w:tcBorders>
+              <w:bottom w:val="single" w:sz="8" w:space="0" w:color="000000"/>
+            </w:tcBorders>
+          </w:tcPr>
+          <w:p>
+            <w:pPr>
+              <w:pStyle w:val="Compact"/>
+              <w:spacing w:line="240" w:lineRule="auto" w:after="20" w:before="20"/>
+              <w:jc w:val="left"/>
+            </w:pPr>
+            <w:r>
+              <w:rPr>
+                <w:rFonts w:ascii="Times New Roman" w:hAnsi="Times New Roman"/>
+                <w:b/>
+                <w:sz w:val="18"/>
+              </w:rPr>
+              <w:t xml:space="preserve">Focused support</w:t>
+            </w:r>
+          </w:p>
+        </w:tc>
+        <w:tc>
+          <w:tcPr>
+            <w:tcBorders>
+              <w:bottom w:val="single" w:sz="8" w:space="0" w:color="000000"/>
+            </w:tcBorders>
+          </w:tcPr>
+          <w:p>
+            <w:pPr>
+              <w:pStyle w:val="Compact"/>
+              <w:spacing w:line="240" w:lineRule="auto" w:after="20" w:before="20"/>
+              <w:jc w:val="left"/>
+            </w:pPr>
+            <w:r>
+              <w:rPr>
+                <w:rFonts w:ascii="Times New Roman" w:hAnsi="Times New Roman"/>
+                <w:b/>
+                <w:sz w:val="18"/>
+              </w:rPr>
+              <w:t xml:space="preserve">FinnGen GD PP.H4</w:t>
             </w:r>
           </w:p>
         </w:tc>
@@ -3498,6 +4559,40 @@
                 <w:rFonts w:ascii="Times New Roman" w:hAnsi="Times New Roman"/>
                 <w:sz w:val="18"/>
               </w:rPr>
+              <w:t xml:space="preserve">6 (MHC)</w:t>
+            </w:r>
+          </w:p>
+        </w:tc>
+        <w:tc>
+          <w:tcPr/>
+          <w:p>
+            <w:pPr>
+              <w:pStyle w:val="Compact"/>
+              <w:spacing w:line="240" w:lineRule="auto" w:after="20" w:before="20"/>
+              <w:jc w:val="left"/>
+            </w:pPr>
+            <w:r>
+              <w:rPr>
+                <w:rFonts w:ascii="Times New Roman" w:hAnsi="Times New Roman"/>
+                <w:sz w:val="18"/>
+              </w:rPr>
+              <w:t xml:space="preserve">4/4</w:t>
+            </w:r>
+          </w:p>
+        </w:tc>
+        <w:tc>
+          <w:tcPr/>
+          <w:p>
+            <w:pPr>
+              <w:pStyle w:val="Compact"/>
+              <w:spacing w:line="240" w:lineRule="auto" w:after="20" w:before="20"/>
+              <w:jc w:val="left"/>
+            </w:pPr>
+            <w:r>
+              <w:rPr>
+                <w:rFonts w:ascii="Times New Roman" w:hAnsi="Times New Roman"/>
+                <w:sz w:val="18"/>
+              </w:rPr>
               <w:t xml:space="preserve">1.98 (1.73–2.27)</w:t>
             </w:r>
           </w:p>
@@ -3515,7 +4610,15 @@
                 <w:rFonts w:ascii="Times New Roman" w:hAnsi="Times New Roman"/>
                 <w:sz w:val="18"/>
               </w:rPr>
-              <w:t xml:space="preserve">2.60×10⁻²³</w:t>
+              <w:t xml:space="preserve">2.60×10</w:t>
+            </w:r>
+            <w:r>
+              <w:rPr>
+                <w:rFonts w:ascii="Times New Roman" w:hAnsi="Times New Roman"/>
+                <w:sz w:val="18"/>
+                <w:vertAlign w:val="superscript"/>
+              </w:rPr>
+              <w:t xml:space="preserve">−23</w:t>
             </w:r>
           </w:p>
         </w:tc>
@@ -3624,6 +4727,40 @@
                 <w:rFonts w:ascii="Times New Roman" w:hAnsi="Times New Roman"/>
                 <w:sz w:val="18"/>
               </w:rPr>
+              <w:t xml:space="preserve">6 (MHC)</w:t>
+            </w:r>
+          </w:p>
+        </w:tc>
+        <w:tc>
+          <w:tcPr/>
+          <w:p>
+            <w:pPr>
+              <w:pStyle w:val="Compact"/>
+              <w:spacing w:line="240" w:lineRule="auto" w:after="20" w:before="20"/>
+              <w:jc w:val="left"/>
+            </w:pPr>
+            <w:r>
+              <w:rPr>
+                <w:rFonts w:ascii="Times New Roman" w:hAnsi="Times New Roman"/>
+                <w:sz w:val="18"/>
+              </w:rPr>
+              <w:t xml:space="preserve">1/1</w:t>
+            </w:r>
+          </w:p>
+        </w:tc>
+        <w:tc>
+          <w:tcPr/>
+          <w:p>
+            <w:pPr>
+              <w:pStyle w:val="Compact"/>
+              <w:spacing w:line="240" w:lineRule="auto" w:after="20" w:before="20"/>
+              <w:jc w:val="left"/>
+            </w:pPr>
+            <w:r>
+              <w:rPr>
+                <w:rFonts w:ascii="Times New Roman" w:hAnsi="Times New Roman"/>
+                <w:sz w:val="18"/>
+              </w:rPr>
               <w:t xml:space="preserve">2.39 (1.95–2.93)</w:t>
             </w:r>
           </w:p>
@@ -3641,7 +4778,15 @@
                 <w:rFonts w:ascii="Times New Roman" w:hAnsi="Times New Roman"/>
                 <w:sz w:val="18"/>
               </w:rPr>
-              <w:t xml:space="preserve">8.30×10⁻¹⁷</w:t>
+              <w:t xml:space="preserve">8.30×10</w:t>
+            </w:r>
+            <w:r>
+              <w:rPr>
+                <w:rFonts w:ascii="Times New Roman" w:hAnsi="Times New Roman"/>
+                <w:sz w:val="18"/>
+                <w:vertAlign w:val="superscript"/>
+              </w:rPr>
+              <w:t xml:space="preserve">−17</w:t>
             </w:r>
           </w:p>
         </w:tc>
@@ -3675,7 +4820,15 @@
                 <w:rFonts w:ascii="Times New Roman" w:hAnsi="Times New Roman"/>
                 <w:sz w:val="18"/>
               </w:rPr>
-              <w:t xml:space="preserve">1.41×10⁻¹⁷</w:t>
+              <w:t xml:space="preserve">1.41×10</w:t>
+            </w:r>
+            <w:r>
+              <w:rPr>
+                <w:rFonts w:ascii="Times New Roman" w:hAnsi="Times New Roman"/>
+                <w:sz w:val="18"/>
+                <w:vertAlign w:val="superscript"/>
+              </w:rPr>
+              <w:t xml:space="preserve">−17</w:t>
             </w:r>
           </w:p>
         </w:tc>
@@ -3750,6 +4903,40 @@
                 <w:rFonts w:ascii="Times New Roman" w:hAnsi="Times New Roman"/>
                 <w:sz w:val="18"/>
               </w:rPr>
+              <w:t xml:space="preserve">2</w:t>
+            </w:r>
+          </w:p>
+        </w:tc>
+        <w:tc>
+          <w:tcPr/>
+          <w:p>
+            <w:pPr>
+              <w:pStyle w:val="Compact"/>
+              <w:spacing w:line="240" w:lineRule="auto" w:after="20" w:before="20"/>
+              <w:jc w:val="left"/>
+            </w:pPr>
+            <w:r>
+              <w:rPr>
+                <w:rFonts w:ascii="Times New Roman" w:hAnsi="Times New Roman"/>
+                <w:sz w:val="18"/>
+              </w:rPr>
+              <w:t xml:space="preserve">1/2</w:t>
+            </w:r>
+          </w:p>
+        </w:tc>
+        <w:tc>
+          <w:tcPr/>
+          <w:p>
+            <w:pPr>
+              <w:pStyle w:val="Compact"/>
+              <w:spacing w:line="240" w:lineRule="auto" w:after="20" w:before="20"/>
+              <w:jc w:val="left"/>
+            </w:pPr>
+            <w:r>
+              <w:rPr>
+                <w:rFonts w:ascii="Times New Roman" w:hAnsi="Times New Roman"/>
+                <w:sz w:val="18"/>
+              </w:rPr>
               <w:t xml:space="preserve">0.18 (0.11–0.27)</w:t>
             </w:r>
           </w:p>
@@ -3767,7 +4954,15 @@
                 <w:rFonts w:ascii="Times New Roman" w:hAnsi="Times New Roman"/>
                 <w:sz w:val="18"/>
               </w:rPr>
-              <w:t xml:space="preserve">5.45×10⁻¹⁵</w:t>
+              <w:t xml:space="preserve">5.45×10</w:t>
+            </w:r>
+            <w:r>
+              <w:rPr>
+                <w:rFonts w:ascii="Times New Roman" w:hAnsi="Times New Roman"/>
+                <w:sz w:val="18"/>
+                <w:vertAlign w:val="superscript"/>
+              </w:rPr>
+              <w:t xml:space="preserve">−15</w:t>
             </w:r>
           </w:p>
         </w:tc>
@@ -3801,7 +4996,15 @@
                 <w:rFonts w:ascii="Times New Roman" w:hAnsi="Times New Roman"/>
                 <w:sz w:val="18"/>
               </w:rPr>
-              <w:t xml:space="preserve">2.15×10⁻⁶</w:t>
+              <w:t xml:space="preserve">2.15×10</w:t>
+            </w:r>
+            <w:r>
+              <w:rPr>
+                <w:rFonts w:ascii="Times New Roman" w:hAnsi="Times New Roman"/>
+                <w:sz w:val="18"/>
+                <w:vertAlign w:val="superscript"/>
+              </w:rPr>
+              <w:t xml:space="preserve">−6</w:t>
             </w:r>
           </w:p>
         </w:tc>
@@ -3876,6 +5079,40 @@
                 <w:rFonts w:ascii="Times New Roman" w:hAnsi="Times New Roman"/>
                 <w:sz w:val="18"/>
               </w:rPr>
+              <w:t xml:space="preserve">14</w:t>
+            </w:r>
+          </w:p>
+        </w:tc>
+        <w:tc>
+          <w:tcPr/>
+          <w:p>
+            <w:pPr>
+              <w:pStyle w:val="Compact"/>
+              <w:spacing w:line="240" w:lineRule="auto" w:after="20" w:before="20"/>
+              <w:jc w:val="left"/>
+            </w:pPr>
+            <w:r>
+              <w:rPr>
+                <w:rFonts w:ascii="Times New Roman" w:hAnsi="Times New Roman"/>
+                <w:sz w:val="18"/>
+              </w:rPr>
+              <w:t xml:space="preserve">1/1</w:t>
+            </w:r>
+          </w:p>
+        </w:tc>
+        <w:tc>
+          <w:tcPr/>
+          <w:p>
+            <w:pPr>
+              <w:pStyle w:val="Compact"/>
+              <w:spacing w:line="240" w:lineRule="auto" w:after="20" w:before="20"/>
+              <w:jc w:val="left"/>
+            </w:pPr>
+            <w:r>
+              <w:rPr>
+                <w:rFonts w:ascii="Times New Roman" w:hAnsi="Times New Roman"/>
+                <w:sz w:val="18"/>
+              </w:rPr>
               <w:t xml:space="preserve">0.12 (0.07–0.21)</w:t>
             </w:r>
           </w:p>
@@ -3893,7 +5130,15 @@
                 <w:rFonts w:ascii="Times New Roman" w:hAnsi="Times New Roman"/>
                 <w:sz w:val="18"/>
               </w:rPr>
-              <w:t xml:space="preserve">1.09×10⁻¹⁴</w:t>
+              <w:t xml:space="preserve">1.09×10</w:t>
+            </w:r>
+            <w:r>
+              <w:rPr>
+                <w:rFonts w:ascii="Times New Roman" w:hAnsi="Times New Roman"/>
+                <w:sz w:val="18"/>
+                <w:vertAlign w:val="superscript"/>
+              </w:rPr>
+              <w:t xml:space="preserve">−14</w:t>
             </w:r>
           </w:p>
         </w:tc>
@@ -3927,7 +5172,15 @@
                 <w:rFonts w:ascii="Times New Roman" w:hAnsi="Times New Roman"/>
                 <w:sz w:val="18"/>
               </w:rPr>
-              <w:t xml:space="preserve">3.19×10⁻³²</w:t>
+              <w:t xml:space="preserve">3.19×10</w:t>
+            </w:r>
+            <w:r>
+              <w:rPr>
+                <w:rFonts w:ascii="Times New Roman" w:hAnsi="Times New Roman"/>
+                <w:sz w:val="18"/>
+                <w:vertAlign w:val="superscript"/>
+              </w:rPr>
+              <w:t xml:space="preserve">−32</w:t>
             </w:r>
           </w:p>
         </w:tc>
@@ -4002,6 +5255,40 @@
                 <w:rFonts w:ascii="Times New Roman" w:hAnsi="Times New Roman"/>
                 <w:sz w:val="18"/>
               </w:rPr>
+              <w:t xml:space="preserve">6 (MHC)</w:t>
+            </w:r>
+          </w:p>
+        </w:tc>
+        <w:tc>
+          <w:tcPr/>
+          <w:p>
+            <w:pPr>
+              <w:pStyle w:val="Compact"/>
+              <w:spacing w:line="240" w:lineRule="auto" w:after="20" w:before="20"/>
+              <w:jc w:val="left"/>
+            </w:pPr>
+            <w:r>
+              <w:rPr>
+                <w:rFonts w:ascii="Times New Roman" w:hAnsi="Times New Roman"/>
+                <w:sz w:val="18"/>
+              </w:rPr>
+              <w:t xml:space="preserve">1/3</w:t>
+            </w:r>
+          </w:p>
+        </w:tc>
+        <w:tc>
+          <w:tcPr/>
+          <w:p>
+            <w:pPr>
+              <w:pStyle w:val="Compact"/>
+              <w:spacing w:line="240" w:lineRule="auto" w:after="20" w:before="20"/>
+              <w:jc w:val="left"/>
+            </w:pPr>
+            <w:r>
+              <w:rPr>
+                <w:rFonts w:ascii="Times New Roman" w:hAnsi="Times New Roman"/>
+                <w:sz w:val="18"/>
+              </w:rPr>
               <w:t xml:space="preserve">0.45 (0.35–0.57)</w:t>
             </w:r>
           </w:p>
@@ -4019,7 +5306,15 @@
                 <w:rFonts w:ascii="Times New Roman" w:hAnsi="Times New Roman"/>
                 <w:sz w:val="18"/>
               </w:rPr>
-              <w:t xml:space="preserve">2.23×10⁻¹⁰</w:t>
+              <w:t xml:space="preserve">2.23×10</w:t>
+            </w:r>
+            <w:r>
+              <w:rPr>
+                <w:rFonts w:ascii="Times New Roman" w:hAnsi="Times New Roman"/>
+                <w:sz w:val="18"/>
+                <w:vertAlign w:val="superscript"/>
+              </w:rPr>
+              <w:t xml:space="preserve">−10</w:t>
             </w:r>
           </w:p>
         </w:tc>
@@ -4053,7 +5348,15 @@
                 <w:rFonts w:ascii="Times New Roman" w:hAnsi="Times New Roman"/>
                 <w:sz w:val="18"/>
               </w:rPr>
-              <w:t xml:space="preserve">4.97×10⁻⁵</w:t>
+              <w:t xml:space="preserve">4.97×10</w:t>
+            </w:r>
+            <w:r>
+              <w:rPr>
+                <w:rFonts w:ascii="Times New Roman" w:hAnsi="Times New Roman"/>
+                <w:sz w:val="18"/>
+                <w:vertAlign w:val="superscript"/>
+              </w:rPr>
+              <w:t xml:space="preserve">−5</w:t>
             </w:r>
           </w:p>
         </w:tc>
@@ -4128,6 +5431,40 @@
                 <w:rFonts w:ascii="Times New Roman" w:hAnsi="Times New Roman"/>
                 <w:sz w:val="18"/>
               </w:rPr>
+              <w:t xml:space="preserve">16 (16p11.2 cluster)</w:t>
+            </w:r>
+          </w:p>
+        </w:tc>
+        <w:tc>
+          <w:tcPr/>
+          <w:p>
+            <w:pPr>
+              <w:pStyle w:val="Compact"/>
+              <w:spacing w:line="240" w:lineRule="auto" w:after="20" w:before="20"/>
+              <w:jc w:val="left"/>
+            </w:pPr>
+            <w:r>
+              <w:rPr>
+                <w:rFonts w:ascii="Times New Roman" w:hAnsi="Times New Roman"/>
+                <w:sz w:val="18"/>
+              </w:rPr>
+              <w:t xml:space="preserve">1/2</w:t>
+            </w:r>
+          </w:p>
+        </w:tc>
+        <w:tc>
+          <w:tcPr/>
+          <w:p>
+            <w:pPr>
+              <w:pStyle w:val="Compact"/>
+              <w:spacing w:line="240" w:lineRule="auto" w:after="20" w:before="20"/>
+              <w:jc w:val="left"/>
+            </w:pPr>
+            <w:r>
+              <w:rPr>
+                <w:rFonts w:ascii="Times New Roman" w:hAnsi="Times New Roman"/>
+                <w:sz w:val="18"/>
+              </w:rPr>
               <w:t xml:space="preserve">0.29 (0.18–0.47)</w:t>
             </w:r>
           </w:p>
@@ -4145,7 +5482,15 @@
                 <w:rFonts w:ascii="Times New Roman" w:hAnsi="Times New Roman"/>
                 <w:sz w:val="18"/>
               </w:rPr>
-              <w:t xml:space="preserve">2.04×10⁻⁷</w:t>
+              <w:t xml:space="preserve">2.04×10</w:t>
+            </w:r>
+            <w:r>
+              <w:rPr>
+                <w:rFonts w:ascii="Times New Roman" w:hAnsi="Times New Roman"/>
+                <w:sz w:val="18"/>
+                <w:vertAlign w:val="superscript"/>
+              </w:rPr>
+              <w:t xml:space="preserve">−7</w:t>
             </w:r>
           </w:p>
         </w:tc>
@@ -4254,6 +5599,40 @@
                 <w:rFonts w:ascii="Times New Roman" w:hAnsi="Times New Roman"/>
                 <w:sz w:val="18"/>
               </w:rPr>
+              <w:t xml:space="preserve">6 (MHC)</w:t>
+            </w:r>
+          </w:p>
+        </w:tc>
+        <w:tc>
+          <w:tcPr/>
+          <w:p>
+            <w:pPr>
+              <w:pStyle w:val="Compact"/>
+              <w:spacing w:line="240" w:lineRule="auto" w:after="20" w:before="20"/>
+              <w:jc w:val="left"/>
+            </w:pPr>
+            <w:r>
+              <w:rPr>
+                <w:rFonts w:ascii="Times New Roman" w:hAnsi="Times New Roman"/>
+                <w:sz w:val="18"/>
+              </w:rPr>
+              <w:t xml:space="preserve">2/3</w:t>
+            </w:r>
+          </w:p>
+        </w:tc>
+        <w:tc>
+          <w:tcPr/>
+          <w:p>
+            <w:pPr>
+              <w:pStyle w:val="Compact"/>
+              <w:spacing w:line="240" w:lineRule="auto" w:after="20" w:before="20"/>
+              <w:jc w:val="left"/>
+            </w:pPr>
+            <w:r>
+              <w:rPr>
+                <w:rFonts w:ascii="Times New Roman" w:hAnsi="Times New Roman"/>
+                <w:sz w:val="18"/>
+              </w:rPr>
               <w:t xml:space="preserve">1.49 (1.28–1.74)</w:t>
             </w:r>
           </w:p>
@@ -4271,7 +5650,15 @@
                 <w:rFonts w:ascii="Times New Roman" w:hAnsi="Times New Roman"/>
                 <w:sz w:val="18"/>
               </w:rPr>
-              <w:t xml:space="preserve">3.14×10⁻⁷</w:t>
+              <w:t xml:space="preserve">3.14×10</w:t>
+            </w:r>
+            <w:r>
+              <w:rPr>
+                <w:rFonts w:ascii="Times New Roman" w:hAnsi="Times New Roman"/>
+                <w:sz w:val="18"/>
+                <w:vertAlign w:val="superscript"/>
+              </w:rPr>
+              <w:t xml:space="preserve">−7</w:t>
             </w:r>
           </w:p>
         </w:tc>
@@ -4305,7 +5692,15 @@
                 <w:rFonts w:ascii="Times New Roman" w:hAnsi="Times New Roman"/>
                 <w:sz w:val="18"/>
               </w:rPr>
-              <w:t xml:space="preserve">2.68×10⁻⁷</w:t>
+              <w:t xml:space="preserve">2.68×10</w:t>
+            </w:r>
+            <w:r>
+              <w:rPr>
+                <w:rFonts w:ascii="Times New Roman" w:hAnsi="Times New Roman"/>
+                <w:sz w:val="18"/>
+                <w:vertAlign w:val="superscript"/>
+              </w:rPr>
+              <w:t xml:space="preserve">−7</w:t>
             </w:r>
           </w:p>
         </w:tc>
@@ -4380,6 +5775,40 @@
                 <w:rFonts w:ascii="Times New Roman" w:hAnsi="Times New Roman"/>
                 <w:sz w:val="18"/>
               </w:rPr>
+              <w:t xml:space="preserve">16 (16p11.2 cluster)</w:t>
+            </w:r>
+          </w:p>
+        </w:tc>
+        <w:tc>
+          <w:tcPr/>
+          <w:p>
+            <w:pPr>
+              <w:pStyle w:val="Compact"/>
+              <w:spacing w:line="240" w:lineRule="auto" w:after="20" w:before="20"/>
+              <w:jc w:val="left"/>
+            </w:pPr>
+            <w:r>
+              <w:rPr>
+                <w:rFonts w:ascii="Times New Roman" w:hAnsi="Times New Roman"/>
+                <w:sz w:val="18"/>
+              </w:rPr>
+              <w:t xml:space="preserve">1/0</w:t>
+            </w:r>
+          </w:p>
+        </w:tc>
+        <w:tc>
+          <w:tcPr/>
+          <w:p>
+            <w:pPr>
+              <w:pStyle w:val="Compact"/>
+              <w:spacing w:line="240" w:lineRule="auto" w:after="20" w:before="20"/>
+              <w:jc w:val="left"/>
+            </w:pPr>
+            <w:r>
+              <w:rPr>
+                <w:rFonts w:ascii="Times New Roman" w:hAnsi="Times New Roman"/>
+                <w:sz w:val="18"/>
+              </w:rPr>
               <w:t xml:space="preserve">0.13 (0.06–0.29)</w:t>
             </w:r>
           </w:p>
@@ -4397,7 +5826,15 @@
                 <w:rFonts w:ascii="Times New Roman" w:hAnsi="Times New Roman"/>
                 <w:sz w:val="18"/>
               </w:rPr>
-              <w:t xml:space="preserve">6.35×10⁻⁷</w:t>
+              <w:t xml:space="preserve">6.35×10</w:t>
+            </w:r>
+            <w:r>
+              <w:rPr>
+                <w:rFonts w:ascii="Times New Roman" w:hAnsi="Times New Roman"/>
+                <w:sz w:val="18"/>
+                <w:vertAlign w:val="superscript"/>
+              </w:rPr>
+              <w:t xml:space="preserve">−7</w:t>
             </w:r>
           </w:p>
         </w:tc>
@@ -4506,6 +5943,40 @@
                 <w:rFonts w:ascii="Times New Roman" w:hAnsi="Times New Roman"/>
                 <w:sz w:val="18"/>
               </w:rPr>
+              <w:t xml:space="preserve">19</w:t>
+            </w:r>
+          </w:p>
+        </w:tc>
+        <w:tc>
+          <w:tcPr/>
+          <w:p>
+            <w:pPr>
+              <w:pStyle w:val="Compact"/>
+              <w:spacing w:line="240" w:lineRule="auto" w:after="20" w:before="20"/>
+              <w:jc w:val="left"/>
+            </w:pPr>
+            <w:r>
+              <w:rPr>
+                <w:rFonts w:ascii="Times New Roman" w:hAnsi="Times New Roman"/>
+                <w:sz w:val="18"/>
+              </w:rPr>
+              <w:t xml:space="preserve">1/1</w:t>
+            </w:r>
+          </w:p>
+        </w:tc>
+        <w:tc>
+          <w:tcPr/>
+          <w:p>
+            <w:pPr>
+              <w:pStyle w:val="Compact"/>
+              <w:spacing w:line="240" w:lineRule="auto" w:after="20" w:before="20"/>
+              <w:jc w:val="left"/>
+            </w:pPr>
+            <w:r>
+              <w:rPr>
+                <w:rFonts w:ascii="Times New Roman" w:hAnsi="Times New Roman"/>
+                <w:sz w:val="18"/>
+              </w:rPr>
               <w:t xml:space="preserve">0.63 (0.52–0.76)</w:t>
             </w:r>
           </w:p>
@@ -4523,7 +5994,15 @@
                 <w:rFonts w:ascii="Times New Roman" w:hAnsi="Times New Roman"/>
                 <w:sz w:val="18"/>
               </w:rPr>
-              <w:t xml:space="preserve">1.48×10⁻⁶</w:t>
+              <w:t xml:space="preserve">1.48×10</w:t>
+            </w:r>
+            <w:r>
+              <w:rPr>
+                <w:rFonts w:ascii="Times New Roman" w:hAnsi="Times New Roman"/>
+                <w:sz w:val="18"/>
+                <w:vertAlign w:val="superscript"/>
+              </w:rPr>
+              <w:t xml:space="preserve">−6</w:t>
             </w:r>
           </w:p>
         </w:tc>
@@ -4632,6 +6111,40 @@
                 <w:rFonts w:ascii="Times New Roman" w:hAnsi="Times New Roman"/>
                 <w:sz w:val="18"/>
               </w:rPr>
+              <w:t xml:space="preserve">16 (16p11.2 cluster)</w:t>
+            </w:r>
+          </w:p>
+        </w:tc>
+        <w:tc>
+          <w:tcPr/>
+          <w:p>
+            <w:pPr>
+              <w:pStyle w:val="Compact"/>
+              <w:spacing w:line="240" w:lineRule="auto" w:after="20" w:before="20"/>
+              <w:jc w:val="left"/>
+            </w:pPr>
+            <w:r>
+              <w:rPr>
+                <w:rFonts w:ascii="Times New Roman" w:hAnsi="Times New Roman"/>
+                <w:sz w:val="18"/>
+              </w:rPr>
+              <w:t xml:space="preserve">1/1</w:t>
+            </w:r>
+          </w:p>
+        </w:tc>
+        <w:tc>
+          <w:tcPr/>
+          <w:p>
+            <w:pPr>
+              <w:pStyle w:val="Compact"/>
+              <w:spacing w:line="240" w:lineRule="auto" w:after="20" w:before="20"/>
+              <w:jc w:val="left"/>
+            </w:pPr>
+            <w:r>
+              <w:rPr>
+                <w:rFonts w:ascii="Times New Roman" w:hAnsi="Times New Roman"/>
+                <w:sz w:val="18"/>
+              </w:rPr>
               <w:t xml:space="preserve">6.00 (2.87–12.57)</w:t>
             </w:r>
           </w:p>
@@ -4649,7 +6162,15 @@
                 <w:rFonts w:ascii="Times New Roman" w:hAnsi="Times New Roman"/>
                 <w:sz w:val="18"/>
               </w:rPr>
-              <w:t xml:space="preserve">2.02×10⁻⁶</w:t>
+              <w:t xml:space="preserve">2.02×10</w:t>
+            </w:r>
+            <w:r>
+              <w:rPr>
+                <w:rFonts w:ascii="Times New Roman" w:hAnsi="Times New Roman"/>
+                <w:sz w:val="18"/>
+                <w:vertAlign w:val="superscript"/>
+              </w:rPr>
+              <w:t xml:space="preserve">−6</w:t>
             </w:r>
           </w:p>
         </w:tc>
@@ -4758,6 +6279,40 @@
                 <w:rFonts w:ascii="Times New Roman" w:hAnsi="Times New Roman"/>
                 <w:sz w:val="18"/>
               </w:rPr>
+              <w:t xml:space="preserve">12</w:t>
+            </w:r>
+          </w:p>
+        </w:tc>
+        <w:tc>
+          <w:tcPr/>
+          <w:p>
+            <w:pPr>
+              <w:pStyle w:val="Compact"/>
+              <w:spacing w:line="240" w:lineRule="auto" w:after="20" w:before="20"/>
+              <w:jc w:val="left"/>
+            </w:pPr>
+            <w:r>
+              <w:rPr>
+                <w:rFonts w:ascii="Times New Roman" w:hAnsi="Times New Roman"/>
+                <w:sz w:val="18"/>
+              </w:rPr>
+              <w:t xml:space="preserve">4/4</w:t>
+            </w:r>
+          </w:p>
+        </w:tc>
+        <w:tc>
+          <w:tcPr/>
+          <w:p>
+            <w:pPr>
+              <w:pStyle w:val="Compact"/>
+              <w:spacing w:line="240" w:lineRule="auto" w:after="20" w:before="20"/>
+              <w:jc w:val="left"/>
+            </w:pPr>
+            <w:r>
+              <w:rPr>
+                <w:rFonts w:ascii="Times New Roman" w:hAnsi="Times New Roman"/>
+                <w:sz w:val="18"/>
+              </w:rPr>
               <w:t xml:space="preserve">0.977 (0.967–0.987)</w:t>
             </w:r>
           </w:p>
@@ -4775,7 +6330,15 @@
                 <w:rFonts w:ascii="Times New Roman" w:hAnsi="Times New Roman"/>
                 <w:sz w:val="18"/>
               </w:rPr>
-              <w:t xml:space="preserve">5.28×10⁻⁶</w:t>
+              <w:t xml:space="preserve">5.28×10</w:t>
+            </w:r>
+            <w:r>
+              <w:rPr>
+                <w:rFonts w:ascii="Times New Roman" w:hAnsi="Times New Roman"/>
+                <w:sz w:val="18"/>
+                <w:vertAlign w:val="superscript"/>
+              </w:rPr>
+              <w:t xml:space="preserve">−6</w:t>
             </w:r>
           </w:p>
         </w:tc>
@@ -4884,6 +6447,40 @@
                 <w:rFonts w:ascii="Times New Roman" w:hAnsi="Times New Roman"/>
                 <w:sz w:val="18"/>
               </w:rPr>
+              <w:t xml:space="preserve">6 (MHC)</w:t>
+            </w:r>
+          </w:p>
+        </w:tc>
+        <w:tc>
+          <w:tcPr/>
+          <w:p>
+            <w:pPr>
+              <w:pStyle w:val="Compact"/>
+              <w:spacing w:line="240" w:lineRule="auto" w:after="20" w:before="20"/>
+              <w:jc w:val="left"/>
+            </w:pPr>
+            <w:r>
+              <w:rPr>
+                <w:rFonts w:ascii="Times New Roman" w:hAnsi="Times New Roman"/>
+                <w:sz w:val="18"/>
+              </w:rPr>
+              <w:t xml:space="preserve">1/1</w:t>
+            </w:r>
+          </w:p>
+        </w:tc>
+        <w:tc>
+          <w:tcPr/>
+          <w:p>
+            <w:pPr>
+              <w:pStyle w:val="Compact"/>
+              <w:spacing w:line="240" w:lineRule="auto" w:after="20" w:before="20"/>
+              <w:jc w:val="left"/>
+            </w:pPr>
+            <w:r>
+              <w:rPr>
+                <w:rFonts w:ascii="Times New Roman" w:hAnsi="Times New Roman"/>
+                <w:sz w:val="18"/>
+              </w:rPr>
               <w:t xml:space="preserve">1.25 (1.13–1.38)</w:t>
             </w:r>
           </w:p>
@@ -4901,7 +6498,15 @@
                 <w:rFonts w:ascii="Times New Roman" w:hAnsi="Times New Roman"/>
                 <w:sz w:val="18"/>
               </w:rPr>
-              <w:t xml:space="preserve">6.86×10⁻⁶</w:t>
+              <w:t xml:space="preserve">6.86×10</w:t>
+            </w:r>
+            <w:r>
+              <w:rPr>
+                <w:rFonts w:ascii="Times New Roman" w:hAnsi="Times New Roman"/>
+                <w:sz w:val="18"/>
+                <w:vertAlign w:val="superscript"/>
+              </w:rPr>
+              <w:t xml:space="preserve">−6</w:t>
             </w:r>
           </w:p>
         </w:tc>
@@ -5010,6 +6615,40 @@
                 <w:rFonts w:ascii="Times New Roman" w:hAnsi="Times New Roman"/>
                 <w:sz w:val="18"/>
               </w:rPr>
+              <w:t xml:space="preserve">6</w:t>
+            </w:r>
+          </w:p>
+        </w:tc>
+        <w:tc>
+          <w:tcPr/>
+          <w:p>
+            <w:pPr>
+              <w:pStyle w:val="Compact"/>
+              <w:spacing w:line="240" w:lineRule="auto" w:after="20" w:before="20"/>
+              <w:jc w:val="left"/>
+            </w:pPr>
+            <w:r>
+              <w:rPr>
+                <w:rFonts w:ascii="Times New Roman" w:hAnsi="Times New Roman"/>
+                <w:sz w:val="18"/>
+              </w:rPr>
+              <w:t xml:space="preserve">1/1</w:t>
+            </w:r>
+          </w:p>
+        </w:tc>
+        <w:tc>
+          <w:tcPr/>
+          <w:p>
+            <w:pPr>
+              <w:pStyle w:val="Compact"/>
+              <w:spacing w:line="240" w:lineRule="auto" w:after="20" w:before="20"/>
+              <w:jc w:val="left"/>
+            </w:pPr>
+            <w:r>
+              <w:rPr>
+                <w:rFonts w:ascii="Times New Roman" w:hAnsi="Times New Roman"/>
+                <w:sz w:val="18"/>
+              </w:rPr>
               <w:t xml:space="preserve">2.10 (1.51–2.91)</w:t>
             </w:r>
           </w:p>
@@ -5027,7 +6666,15 @@
                 <w:rFonts w:ascii="Times New Roman" w:hAnsi="Times New Roman"/>
                 <w:sz w:val="18"/>
               </w:rPr>
-              <w:t xml:space="preserve">9.41×10⁻⁶</w:t>
+              <w:t xml:space="preserve">9.41×10</w:t>
+            </w:r>
+            <w:r>
+              <w:rPr>
+                <w:rFonts w:ascii="Times New Roman" w:hAnsi="Times New Roman"/>
+                <w:sz w:val="18"/>
+                <w:vertAlign w:val="superscript"/>
+              </w:rPr>
+              <w:t xml:space="preserve">−6</w:t>
             </w:r>
           </w:p>
         </w:tc>
@@ -5096,1780 +6743,6 @@
                 <w:sz w:val="18"/>
               </w:rPr>
               <w:t xml:space="preserve">0.313</w:t>
-            </w:r>
-          </w:p>
-        </w:tc>
-      </w:tr>
-    </w:tbl>
-    <w:bookmarkEnd w:id="22"/>
-    <w:bookmarkStart w:id="23" w:name="b.-additional-finngen-gd-discoveries"/>
-    <w:p>
-      <w:pPr>
-        <w:pStyle w:val="Heading3"/>
-      </w:pPr>
-      <w:r>
-        <w:rPr>
-          <w:color w:val="000000"/>
-        </w:rPr>
-        <w:t xml:space="preserve">B. Additional FinnGen GD discoveries</w:t>
-      </w:r>
-    </w:p>
-    <w:tbl>
-      <w:tblPr>
-        <w:tblStyle w:val="Table"/>
-        <w:tblW w:type="pct" w:w="5000"/>
-        <w:jc w:val="center"/>
-        <w:tblLook w:firstRow="1" w:lastRow="0" w:firstColumn="0" w:lastColumn="0" w:noHBand="0" w:noVBand="0" w:val="0020"/>
-        <w:tblBorders>
-          <w:top w:val="single" w:sz="12" w:space="0" w:color="000000"/>
-          <w:bottom w:val="single" w:sz="12" w:space="0" w:color="000000"/>
-        </w:tblBorders>
-      </w:tblPr>
-      <w:tblGrid>
-        <w:gridCol w:w="1131"/>
-        <w:gridCol w:w="1131"/>
-        <w:gridCol w:w="1131"/>
-        <w:gridCol w:w="1131"/>
-        <w:gridCol w:w="1131"/>
-        <w:gridCol w:w="1131"/>
-        <w:gridCol w:w="1131"/>
-      </w:tblGrid>
-      <w:tr>
-        <w:trPr>
-          <w:tblHeader w:val="true"/>
-          <w:cantSplit/>
-          <w:tblHeader/>
-        </w:trPr>
-        <w:tc>
-          <w:tcPr>
-            <w:tcBorders>
-              <w:bottom w:val="single" w:sz="8" w:space="0" w:color="000000"/>
-            </w:tcBorders>
-          </w:tcPr>
-          <w:p>
-            <w:pPr>
-              <w:pStyle w:val="Compact"/>
-              <w:spacing w:line="240" w:lineRule="auto" w:after="20" w:before="20"/>
-              <w:jc w:val="left"/>
-            </w:pPr>
-            <w:r>
-              <w:rPr>
-                <w:rFonts w:ascii="Times New Roman" w:hAnsi="Times New Roman"/>
-                <w:b/>
-                <w:sz w:val="18"/>
-              </w:rPr>
-              <w:t xml:space="preserve">Additional gene</w:t>
-            </w:r>
-          </w:p>
-        </w:tc>
-        <w:tc>
-          <w:tcPr>
-            <w:tcBorders>
-              <w:bottom w:val="single" w:sz="8" w:space="0" w:color="000000"/>
-            </w:tcBorders>
-          </w:tcPr>
-          <w:p>
-            <w:pPr>
-              <w:pStyle w:val="Compact"/>
-              <w:spacing w:line="240" w:lineRule="auto" w:after="20" w:before="20"/>
-              <w:jc w:val="left"/>
-            </w:pPr>
-            <w:r>
-              <w:rPr>
-                <w:rFonts w:ascii="Times New Roman" w:hAnsi="Times New Roman"/>
-                <w:b/>
-                <w:sz w:val="18"/>
-              </w:rPr>
-              <w:t xml:space="preserve">GD IVs</w:t>
-            </w:r>
-          </w:p>
-        </w:tc>
-        <w:tc>
-          <w:tcPr>
-            <w:tcBorders>
-              <w:bottom w:val="single" w:sz="8" w:space="0" w:color="000000"/>
-            </w:tcBorders>
-          </w:tcPr>
-          <w:p>
-            <w:pPr>
-              <w:pStyle w:val="Compact"/>
-              <w:spacing w:line="240" w:lineRule="auto" w:after="20" w:before="20"/>
-              <w:jc w:val="left"/>
-            </w:pPr>
-            <w:r>
-              <w:rPr>
-                <w:rFonts w:ascii="Times New Roman" w:hAnsi="Times New Roman"/>
-                <w:b/>
-                <w:sz w:val="18"/>
-              </w:rPr>
-              <w:t xml:space="preserve">GD OR (95% CI)</w:t>
-            </w:r>
-          </w:p>
-        </w:tc>
-        <w:tc>
-          <w:tcPr>
-            <w:tcBorders>
-              <w:bottom w:val="single" w:sz="8" w:space="0" w:color="000000"/>
-            </w:tcBorders>
-          </w:tcPr>
-          <w:p>
-            <w:pPr>
-              <w:pStyle w:val="Compact"/>
-              <w:spacing w:line="240" w:lineRule="auto" w:after="20" w:before="20"/>
-              <w:jc w:val="left"/>
-            </w:pPr>
-            <w:r>
-              <w:rPr>
-                <w:rFonts w:ascii="Times New Roman" w:hAnsi="Times New Roman"/>
-                <w:b/>
-                <w:sz w:val="18"/>
-              </w:rPr>
-              <w:t xml:space="preserve">GD</w:t>
-            </w:r>
-            <w:r>
-              <w:rPr>
-                <w:rFonts w:ascii="Times New Roman" w:hAnsi="Times New Roman"/>
-                <w:b/>
-                <w:sz w:val="18"/>
-              </w:rPr>
-              <w:t xml:space="preserve"> </w:t>
-            </w:r>
-            <w:r>
-              <w:rPr>
-                <w:iCs/>
-                <w:rFonts w:ascii="Times New Roman" w:hAnsi="Times New Roman"/>
-                <w:b/>
-                <w:i/>
-                <w:sz w:val="18"/>
-              </w:rPr>
-              <w:t xml:space="preserve">P</w:t>
-            </w:r>
-          </w:p>
-        </w:tc>
-        <w:tc>
-          <w:tcPr>
-            <w:tcBorders>
-              <w:bottom w:val="single" w:sz="8" w:space="0" w:color="000000"/>
-            </w:tcBorders>
-          </w:tcPr>
-          <w:p>
-            <w:pPr>
-              <w:pStyle w:val="Compact"/>
-              <w:spacing w:line="240" w:lineRule="auto" w:after="20" w:before="20"/>
-              <w:jc w:val="left"/>
-            </w:pPr>
-            <w:r>
-              <w:rPr>
-                <w:rFonts w:ascii="Times New Roman" w:hAnsi="Times New Roman"/>
-                <w:b/>
-                <w:sz w:val="18"/>
-              </w:rPr>
-              <w:t xml:space="preserve">BBJ PP.H4</w:t>
-            </w:r>
-          </w:p>
-        </w:tc>
-        <w:tc>
-          <w:tcPr>
-            <w:tcBorders>
-              <w:bottom w:val="single" w:sz="8" w:space="0" w:color="000000"/>
-            </w:tcBorders>
-          </w:tcPr>
-          <w:p>
-            <w:pPr>
-              <w:pStyle w:val="Compact"/>
-              <w:spacing w:line="240" w:lineRule="auto" w:after="20" w:before="20"/>
-              <w:jc w:val="left"/>
-            </w:pPr>
-            <w:r>
-              <w:rPr>
-                <w:rFonts w:ascii="Times New Roman" w:hAnsi="Times New Roman"/>
-                <w:b/>
-                <w:sz w:val="18"/>
-              </w:rPr>
-              <w:t xml:space="preserve">GD PP.H4</w:t>
-            </w:r>
-          </w:p>
-        </w:tc>
-        <w:tc>
-          <w:tcPr>
-            <w:tcBorders>
-              <w:bottom w:val="single" w:sz="8" w:space="0" w:color="000000"/>
-            </w:tcBorders>
-          </w:tcPr>
-          <w:p>
-            <w:pPr>
-              <w:pStyle w:val="Compact"/>
-              <w:spacing w:line="240" w:lineRule="auto" w:after="20" w:before="20"/>
-              <w:jc w:val="left"/>
-            </w:pPr>
-            <w:r>
-              <w:rPr>
-                <w:rFonts w:ascii="Times New Roman" w:hAnsi="Times New Roman"/>
-                <w:b/>
-                <w:sz w:val="18"/>
-              </w:rPr>
-              <w:t xml:space="preserve">GO strict PP.H4</w:t>
-            </w:r>
-          </w:p>
-        </w:tc>
-      </w:tr>
-      <w:tr>
-        <w:trPr>
-          <w:cantSplit/>
-        </w:trPr>
-        <w:tc>
-          <w:tcPr/>
-          <w:p>
-            <w:pPr>
-              <w:pStyle w:val="Compact"/>
-              <w:spacing w:line="240" w:lineRule="auto" w:after="20" w:before="20"/>
-              <w:jc w:val="left"/>
-            </w:pPr>
-            <w:r>
-              <w:rPr>
-                <w:iCs/>
-                <w:rFonts w:ascii="Times New Roman" w:hAnsi="Times New Roman"/>
-                <w:i/>
-                <w:sz w:val="18"/>
-              </w:rPr>
-              <w:t xml:space="preserve">APOM</w:t>
-            </w:r>
-          </w:p>
-        </w:tc>
-        <w:tc>
-          <w:tcPr/>
-          <w:p>
-            <w:pPr>
-              <w:pStyle w:val="Compact"/>
-              <w:spacing w:line="240" w:lineRule="auto" w:after="20" w:before="20"/>
-              <w:jc w:val="left"/>
-            </w:pPr>
-            <w:r>
-              <w:rPr>
-                <w:rFonts w:ascii="Times New Roman" w:hAnsi="Times New Roman"/>
-                <w:sz w:val="18"/>
-              </w:rPr>
-              <w:t xml:space="preserve">1</w:t>
-            </w:r>
-          </w:p>
-        </w:tc>
-        <w:tc>
-          <w:tcPr/>
-          <w:p>
-            <w:pPr>
-              <w:pStyle w:val="Compact"/>
-              <w:spacing w:line="240" w:lineRule="auto" w:after="20" w:before="20"/>
-              <w:jc w:val="left"/>
-            </w:pPr>
-            <w:r>
-              <w:rPr>
-                <w:rFonts w:ascii="Times New Roman" w:hAnsi="Times New Roman"/>
-                <w:sz w:val="18"/>
-              </w:rPr>
-              <w:t xml:space="preserve">0.05 (0.04–0.06)</w:t>
-            </w:r>
-          </w:p>
-        </w:tc>
-        <w:tc>
-          <w:tcPr/>
-          <w:p>
-            <w:pPr>
-              <w:pStyle w:val="Compact"/>
-              <w:spacing w:line="240" w:lineRule="auto" w:after="20" w:before="20"/>
-              <w:jc w:val="left"/>
-            </w:pPr>
-            <w:r>
-              <w:rPr>
-                <w:rFonts w:ascii="Times New Roman" w:hAnsi="Times New Roman"/>
-                <w:sz w:val="18"/>
-              </w:rPr>
-              <w:t xml:space="preserve">1.43×10⁻¹⁰⁸</w:t>
-            </w:r>
-          </w:p>
-        </w:tc>
-        <w:tc>
-          <w:tcPr/>
-          <w:p>
-            <w:pPr>
-              <w:pStyle w:val="Compact"/>
-              <w:spacing w:line="240" w:lineRule="auto" w:after="20" w:before="20"/>
-              <w:jc w:val="left"/>
-            </w:pPr>
-            <w:r>
-              <w:rPr>
-                <w:rFonts w:ascii="Times New Roman" w:hAnsi="Times New Roman"/>
-                <w:sz w:val="18"/>
-              </w:rPr>
-              <w:t xml:space="preserve">&lt;0.001</w:t>
-            </w:r>
-          </w:p>
-        </w:tc>
-        <w:tc>
-          <w:tcPr/>
-          <w:p>
-            <w:pPr>
-              <w:pStyle w:val="Compact"/>
-              <w:spacing w:line="240" w:lineRule="auto" w:after="20" w:before="20"/>
-              <w:jc w:val="left"/>
-            </w:pPr>
-            <w:r>
-              <w:rPr>
-                <w:rFonts w:ascii="Times New Roman" w:hAnsi="Times New Roman"/>
-                <w:sz w:val="18"/>
-              </w:rPr>
-              <w:t xml:space="preserve">&lt;0.001</w:t>
-            </w:r>
-          </w:p>
-        </w:tc>
-        <w:tc>
-          <w:tcPr/>
-          <w:p>
-            <w:pPr>
-              <w:pStyle w:val="Compact"/>
-              <w:spacing w:line="240" w:lineRule="auto" w:after="20" w:before="20"/>
-              <w:jc w:val="left"/>
-            </w:pPr>
-            <w:r>
-              <w:rPr>
-                <w:rFonts w:ascii="Times New Roman" w:hAnsi="Times New Roman"/>
-                <w:sz w:val="18"/>
-              </w:rPr>
-              <w:t xml:space="preserve">0.227</w:t>
-            </w:r>
-          </w:p>
-        </w:tc>
-      </w:tr>
-      <w:tr>
-        <w:trPr>
-          <w:cantSplit/>
-        </w:trPr>
-        <w:tc>
-          <w:tcPr/>
-          <w:p>
-            <w:pPr>
-              <w:pStyle w:val="Compact"/>
-              <w:spacing w:line="240" w:lineRule="auto" w:after="20" w:before="20"/>
-              <w:jc w:val="left"/>
-            </w:pPr>
-            <w:r>
-              <w:rPr>
-                <w:iCs/>
-                <w:rFonts w:ascii="Times New Roman" w:hAnsi="Times New Roman"/>
-                <w:i/>
-                <w:sz w:val="18"/>
-              </w:rPr>
-              <w:t xml:space="preserve">NEU1</w:t>
-            </w:r>
-          </w:p>
-        </w:tc>
-        <w:tc>
-          <w:tcPr/>
-          <w:p>
-            <w:pPr>
-              <w:pStyle w:val="Compact"/>
-              <w:spacing w:line="240" w:lineRule="auto" w:after="20" w:before="20"/>
-              <w:jc w:val="left"/>
-            </w:pPr>
-            <w:r>
-              <w:rPr>
-                <w:rFonts w:ascii="Times New Roman" w:hAnsi="Times New Roman"/>
-                <w:sz w:val="18"/>
-              </w:rPr>
-              <w:t xml:space="preserve">1</w:t>
-            </w:r>
-          </w:p>
-        </w:tc>
-        <w:tc>
-          <w:tcPr/>
-          <w:p>
-            <w:pPr>
-              <w:pStyle w:val="Compact"/>
-              <w:spacing w:line="240" w:lineRule="auto" w:after="20" w:before="20"/>
-              <w:jc w:val="left"/>
-            </w:pPr>
-            <w:r>
-              <w:rPr>
-                <w:rFonts w:ascii="Times New Roman" w:hAnsi="Times New Roman"/>
-                <w:sz w:val="18"/>
-              </w:rPr>
-              <w:t xml:space="preserve">0.04 (0.03–0.06)</w:t>
-            </w:r>
-          </w:p>
-        </w:tc>
-        <w:tc>
-          <w:tcPr/>
-          <w:p>
-            <w:pPr>
-              <w:pStyle w:val="Compact"/>
-              <w:spacing w:line="240" w:lineRule="auto" w:after="20" w:before="20"/>
-              <w:jc w:val="left"/>
-            </w:pPr>
-            <w:r>
-              <w:rPr>
-                <w:rFonts w:ascii="Times New Roman" w:hAnsi="Times New Roman"/>
-                <w:sz w:val="18"/>
-              </w:rPr>
-              <w:t xml:space="preserve">1.43×10⁻¹⁰⁸</w:t>
-            </w:r>
-          </w:p>
-        </w:tc>
-        <w:tc>
-          <w:tcPr/>
-          <w:p>
-            <w:pPr>
-              <w:pStyle w:val="Compact"/>
-              <w:spacing w:line="240" w:lineRule="auto" w:after="20" w:before="20"/>
-              <w:jc w:val="left"/>
-            </w:pPr>
-            <w:r>
-              <w:rPr>
-                <w:rFonts w:ascii="Times New Roman" w:hAnsi="Times New Roman"/>
-                <w:sz w:val="18"/>
-              </w:rPr>
-              <w:t xml:space="preserve">&lt;0.001</w:t>
-            </w:r>
-          </w:p>
-        </w:tc>
-        <w:tc>
-          <w:tcPr/>
-          <w:p>
-            <w:pPr>
-              <w:pStyle w:val="Compact"/>
-              <w:spacing w:line="240" w:lineRule="auto" w:after="20" w:before="20"/>
-              <w:jc w:val="left"/>
-            </w:pPr>
-            <w:r>
-              <w:rPr>
-                <w:rFonts w:ascii="Times New Roman" w:hAnsi="Times New Roman"/>
-                <w:sz w:val="18"/>
-              </w:rPr>
-              <w:t xml:space="preserve">&lt;0.001</w:t>
-            </w:r>
-          </w:p>
-        </w:tc>
-        <w:tc>
-          <w:tcPr/>
-          <w:p>
-            <w:pPr>
-              <w:pStyle w:val="Compact"/>
-              <w:spacing w:line="240" w:lineRule="auto" w:after="20" w:before="20"/>
-              <w:jc w:val="left"/>
-            </w:pPr>
-            <w:r>
-              <w:rPr>
-                <w:rFonts w:ascii="Times New Roman" w:hAnsi="Times New Roman"/>
-                <w:sz w:val="18"/>
-              </w:rPr>
-              <w:t xml:space="preserve">0.061</w:t>
-            </w:r>
-          </w:p>
-        </w:tc>
-      </w:tr>
-      <w:tr>
-        <w:trPr>
-          <w:cantSplit/>
-        </w:trPr>
-        <w:tc>
-          <w:tcPr/>
-          <w:p>
-            <w:pPr>
-              <w:pStyle w:val="Compact"/>
-              <w:spacing w:line="240" w:lineRule="auto" w:after="20" w:before="20"/>
-              <w:jc w:val="left"/>
-            </w:pPr>
-            <w:r>
-              <w:rPr>
-                <w:iCs/>
-                <w:rFonts w:ascii="Times New Roman" w:hAnsi="Times New Roman"/>
-                <w:i/>
-                <w:sz w:val="18"/>
-              </w:rPr>
-              <w:t xml:space="preserve">IGLV2-18</w:t>
-            </w:r>
-          </w:p>
-        </w:tc>
-        <w:tc>
-          <w:tcPr/>
-          <w:p>
-            <w:pPr>
-              <w:pStyle w:val="Compact"/>
-              <w:spacing w:line="240" w:lineRule="auto" w:after="20" w:before="20"/>
-              <w:jc w:val="left"/>
-            </w:pPr>
-            <w:r>
-              <w:rPr>
-                <w:rFonts w:ascii="Times New Roman" w:hAnsi="Times New Roman"/>
-                <w:sz w:val="18"/>
-              </w:rPr>
-              <w:t xml:space="preserve">1</w:t>
-            </w:r>
-          </w:p>
-        </w:tc>
-        <w:tc>
-          <w:tcPr/>
-          <w:p>
-            <w:pPr>
-              <w:pStyle w:val="Compact"/>
-              <w:spacing w:line="240" w:lineRule="auto" w:after="20" w:before="20"/>
-              <w:jc w:val="left"/>
-            </w:pPr>
-            <w:r>
-              <w:rPr>
-                <w:rFonts w:ascii="Times New Roman" w:hAnsi="Times New Roman"/>
-                <w:sz w:val="18"/>
-              </w:rPr>
-              <w:t xml:space="preserve">0.56 (0.48–0.66)</w:t>
-            </w:r>
-          </w:p>
-        </w:tc>
-        <w:tc>
-          <w:tcPr/>
-          <w:p>
-            <w:pPr>
-              <w:pStyle w:val="Compact"/>
-              <w:spacing w:line="240" w:lineRule="auto" w:after="20" w:before="20"/>
-              <w:jc w:val="left"/>
-            </w:pPr>
-            <w:r>
-              <w:rPr>
-                <w:rFonts w:ascii="Times New Roman" w:hAnsi="Times New Roman"/>
-                <w:sz w:val="18"/>
-              </w:rPr>
-              <w:t xml:space="preserve">7.52×10⁻¹²</w:t>
-            </w:r>
-          </w:p>
-        </w:tc>
-        <w:tc>
-          <w:tcPr/>
-          <w:p>
-            <w:pPr>
-              <w:pStyle w:val="Compact"/>
-              <w:spacing w:line="240" w:lineRule="auto" w:after="20" w:before="20"/>
-              <w:jc w:val="left"/>
-            </w:pPr>
-            <w:r>
-              <w:rPr>
-                <w:rFonts w:ascii="Times New Roman" w:hAnsi="Times New Roman"/>
-                <w:sz w:val="18"/>
-              </w:rPr>
-              <w:t xml:space="preserve">0.029</w:t>
-            </w:r>
-          </w:p>
-        </w:tc>
-        <w:tc>
-          <w:tcPr/>
-          <w:p>
-            <w:pPr>
-              <w:pStyle w:val="Compact"/>
-              <w:spacing w:line="240" w:lineRule="auto" w:after="20" w:before="20"/>
-              <w:jc w:val="left"/>
-            </w:pPr>
-            <w:r>
-              <w:rPr>
-                <w:rFonts w:ascii="Times New Roman" w:hAnsi="Times New Roman"/>
-                <w:sz w:val="18"/>
-              </w:rPr>
-              <w:t xml:space="preserve">0.020</w:t>
-            </w:r>
-          </w:p>
-        </w:tc>
-        <w:tc>
-          <w:tcPr/>
-          <w:p>
-            <w:pPr>
-              <w:pStyle w:val="Compact"/>
-              <w:spacing w:line="240" w:lineRule="auto" w:after="20" w:before="20"/>
-              <w:jc w:val="left"/>
-            </w:pPr>
-            <w:r>
-              <w:rPr>
-                <w:rFonts w:ascii="Times New Roman" w:hAnsi="Times New Roman"/>
-                <w:sz w:val="18"/>
-              </w:rPr>
-              <w:t xml:space="preserve">0.100</w:t>
-            </w:r>
-          </w:p>
-        </w:tc>
-      </w:tr>
-      <w:tr>
-        <w:trPr>
-          <w:cantSplit/>
-        </w:trPr>
-        <w:tc>
-          <w:tcPr/>
-          <w:p>
-            <w:pPr>
-              <w:pStyle w:val="Compact"/>
-              <w:spacing w:line="240" w:lineRule="auto" w:after="20" w:before="20"/>
-              <w:jc w:val="left"/>
-            </w:pPr>
-            <w:r>
-              <w:rPr>
-                <w:iCs/>
-                <w:rFonts w:ascii="Times New Roman" w:hAnsi="Times New Roman"/>
-                <w:i/>
-                <w:sz w:val="18"/>
-              </w:rPr>
-              <w:t xml:space="preserve">IGLV3-12</w:t>
-            </w:r>
-          </w:p>
-        </w:tc>
-        <w:tc>
-          <w:tcPr/>
-          <w:p>
-            <w:pPr>
-              <w:pStyle w:val="Compact"/>
-              <w:spacing w:line="240" w:lineRule="auto" w:after="20" w:before="20"/>
-              <w:jc w:val="left"/>
-            </w:pPr>
-            <w:r>
-              <w:rPr>
-                <w:rFonts w:ascii="Times New Roman" w:hAnsi="Times New Roman"/>
-                <w:sz w:val="18"/>
-              </w:rPr>
-              <w:t xml:space="preserve">1</w:t>
-            </w:r>
-          </w:p>
-        </w:tc>
-        <w:tc>
-          <w:tcPr/>
-          <w:p>
-            <w:pPr>
-              <w:pStyle w:val="Compact"/>
-              <w:spacing w:line="240" w:lineRule="auto" w:after="20" w:before="20"/>
-              <w:jc w:val="left"/>
-            </w:pPr>
-            <w:r>
-              <w:rPr>
-                <w:rFonts w:ascii="Times New Roman" w:hAnsi="Times New Roman"/>
-                <w:sz w:val="18"/>
-              </w:rPr>
-              <w:t xml:space="preserve">1.20 (1.14–1.26)</w:t>
-            </w:r>
-          </w:p>
-        </w:tc>
-        <w:tc>
-          <w:tcPr/>
-          <w:p>
-            <w:pPr>
-              <w:pStyle w:val="Compact"/>
-              <w:spacing w:line="240" w:lineRule="auto" w:after="20" w:before="20"/>
-              <w:jc w:val="left"/>
-            </w:pPr>
-            <w:r>
-              <w:rPr>
-                <w:rFonts w:ascii="Times New Roman" w:hAnsi="Times New Roman"/>
-                <w:sz w:val="18"/>
-              </w:rPr>
-              <w:t xml:space="preserve">7.52×10⁻¹²</w:t>
-            </w:r>
-          </w:p>
-        </w:tc>
-        <w:tc>
-          <w:tcPr/>
-          <w:p>
-            <w:pPr>
-              <w:pStyle w:val="Compact"/>
-              <w:spacing w:line="240" w:lineRule="auto" w:after="20" w:before="20"/>
-              <w:jc w:val="left"/>
-            </w:pPr>
-            <w:r>
-              <w:rPr>
-                <w:rFonts w:ascii="Times New Roman" w:hAnsi="Times New Roman"/>
-                <w:sz w:val="18"/>
-              </w:rPr>
-              <w:t xml:space="preserve">0.019</w:t>
-            </w:r>
-          </w:p>
-        </w:tc>
-        <w:tc>
-          <w:tcPr/>
-          <w:p>
-            <w:pPr>
-              <w:pStyle w:val="Compact"/>
-              <w:spacing w:line="240" w:lineRule="auto" w:after="20" w:before="20"/>
-              <w:jc w:val="left"/>
-            </w:pPr>
-            <w:r>
-              <w:rPr>
-                <w:rFonts w:ascii="Times New Roman" w:hAnsi="Times New Roman"/>
-                <w:sz w:val="18"/>
-              </w:rPr>
-              <w:t xml:space="preserve">0.022</w:t>
-            </w:r>
-          </w:p>
-        </w:tc>
-        <w:tc>
-          <w:tcPr/>
-          <w:p>
-            <w:pPr>
-              <w:pStyle w:val="Compact"/>
-              <w:spacing w:line="240" w:lineRule="auto" w:after="20" w:before="20"/>
-              <w:jc w:val="left"/>
-            </w:pPr>
-            <w:r>
-              <w:rPr>
-                <w:rFonts w:ascii="Times New Roman" w:hAnsi="Times New Roman"/>
-                <w:sz w:val="18"/>
-              </w:rPr>
-              <w:t xml:space="preserve">0.101</w:t>
-            </w:r>
-          </w:p>
-        </w:tc>
-      </w:tr>
-      <w:tr>
-        <w:trPr>
-          <w:cantSplit/>
-        </w:trPr>
-        <w:tc>
-          <w:tcPr/>
-          <w:p>
-            <w:pPr>
-              <w:pStyle w:val="Compact"/>
-              <w:spacing w:line="240" w:lineRule="auto" w:after="20" w:before="20"/>
-              <w:jc w:val="left"/>
-            </w:pPr>
-            <w:r>
-              <w:rPr>
-                <w:iCs/>
-                <w:rFonts w:ascii="Times New Roman" w:hAnsi="Times New Roman"/>
-                <w:i/>
-                <w:sz w:val="18"/>
-              </w:rPr>
-              <w:t xml:space="preserve">TNF</w:t>
-            </w:r>
-          </w:p>
-        </w:tc>
-        <w:tc>
-          <w:tcPr/>
-          <w:p>
-            <w:pPr>
-              <w:pStyle w:val="Compact"/>
-              <w:spacing w:line="240" w:lineRule="auto" w:after="20" w:before="20"/>
-              <w:jc w:val="left"/>
-            </w:pPr>
-            <w:r>
-              <w:rPr>
-                <w:rFonts w:ascii="Times New Roman" w:hAnsi="Times New Roman"/>
-                <w:sz w:val="18"/>
-              </w:rPr>
-              <w:t xml:space="preserve">1</w:t>
-            </w:r>
-          </w:p>
-        </w:tc>
-        <w:tc>
-          <w:tcPr/>
-          <w:p>
-            <w:pPr>
-              <w:pStyle w:val="Compact"/>
-              <w:spacing w:line="240" w:lineRule="auto" w:after="20" w:before="20"/>
-              <w:jc w:val="left"/>
-            </w:pPr>
-            <w:r>
-              <w:rPr>
-                <w:rFonts w:ascii="Times New Roman" w:hAnsi="Times New Roman"/>
-                <w:sz w:val="18"/>
-              </w:rPr>
-              <w:t xml:space="preserve">0.60 (0.51–0.71)</w:t>
-            </w:r>
-          </w:p>
-        </w:tc>
-        <w:tc>
-          <w:tcPr/>
-          <w:p>
-            <w:pPr>
-              <w:pStyle w:val="Compact"/>
-              <w:spacing w:line="240" w:lineRule="auto" w:after="20" w:before="20"/>
-              <w:jc w:val="left"/>
-            </w:pPr>
-            <w:r>
-              <w:rPr>
-                <w:rFonts w:ascii="Times New Roman" w:hAnsi="Times New Roman"/>
-                <w:sz w:val="18"/>
-              </w:rPr>
-              <w:t xml:space="preserve">4.65×10⁻¹⁰</w:t>
-            </w:r>
-          </w:p>
-        </w:tc>
-        <w:tc>
-          <w:tcPr/>
-          <w:p>
-            <w:pPr>
-              <w:pStyle w:val="Compact"/>
-              <w:spacing w:line="240" w:lineRule="auto" w:after="20" w:before="20"/>
-              <w:jc w:val="left"/>
-            </w:pPr>
-            <w:r>
-              <w:rPr>
-                <w:rFonts w:ascii="Times New Roman" w:hAnsi="Times New Roman"/>
-                <w:sz w:val="18"/>
-              </w:rPr>
-              <w:t xml:space="preserve">&lt;0.001</w:t>
-            </w:r>
-          </w:p>
-        </w:tc>
-        <w:tc>
-          <w:tcPr/>
-          <w:p>
-            <w:pPr>
-              <w:pStyle w:val="Compact"/>
-              <w:spacing w:line="240" w:lineRule="auto" w:after="20" w:before="20"/>
-              <w:jc w:val="left"/>
-            </w:pPr>
-            <w:r>
-              <w:rPr>
-                <w:rFonts w:ascii="Times New Roman" w:hAnsi="Times New Roman"/>
-                <w:sz w:val="18"/>
-              </w:rPr>
-              <w:t xml:space="preserve">&lt;0.001</w:t>
-            </w:r>
-          </w:p>
-        </w:tc>
-        <w:tc>
-          <w:tcPr/>
-          <w:p>
-            <w:pPr>
-              <w:pStyle w:val="Compact"/>
-              <w:spacing w:line="240" w:lineRule="auto" w:after="20" w:before="20"/>
-              <w:jc w:val="left"/>
-            </w:pPr>
-            <w:r>
-              <w:rPr>
-                <w:rFonts w:ascii="Times New Roman" w:hAnsi="Times New Roman"/>
-                <w:sz w:val="18"/>
-              </w:rPr>
-              <w:t xml:space="preserve">&lt;0.001</w:t>
-            </w:r>
-          </w:p>
-        </w:tc>
-      </w:tr>
-      <w:tr>
-        <w:trPr>
-          <w:cantSplit/>
-        </w:trPr>
-        <w:tc>
-          <w:tcPr/>
-          <w:p>
-            <w:pPr>
-              <w:pStyle w:val="Compact"/>
-              <w:spacing w:line="240" w:lineRule="auto" w:after="20" w:before="20"/>
-              <w:jc w:val="left"/>
-            </w:pPr>
-            <w:r>
-              <w:rPr>
-                <w:iCs/>
-                <w:rFonts w:ascii="Times New Roman" w:hAnsi="Times New Roman"/>
-                <w:i/>
-                <w:sz w:val="18"/>
-              </w:rPr>
-              <w:t xml:space="preserve">HIST1H4E</w:t>
-            </w:r>
-          </w:p>
-        </w:tc>
-        <w:tc>
-          <w:tcPr/>
-          <w:p>
-            <w:pPr>
-              <w:pStyle w:val="Compact"/>
-              <w:spacing w:line="240" w:lineRule="auto" w:after="20" w:before="20"/>
-              <w:jc w:val="left"/>
-            </w:pPr>
-            <w:r>
-              <w:rPr>
-                <w:rFonts w:ascii="Times New Roman" w:hAnsi="Times New Roman"/>
-                <w:sz w:val="18"/>
-              </w:rPr>
-              <w:t xml:space="preserve">1</w:t>
-            </w:r>
-          </w:p>
-        </w:tc>
-        <w:tc>
-          <w:tcPr/>
-          <w:p>
-            <w:pPr>
-              <w:pStyle w:val="Compact"/>
-              <w:spacing w:line="240" w:lineRule="auto" w:after="20" w:before="20"/>
-              <w:jc w:val="left"/>
-            </w:pPr>
-            <w:r>
-              <w:rPr>
-                <w:rFonts w:ascii="Times New Roman" w:hAnsi="Times New Roman"/>
-                <w:sz w:val="18"/>
-              </w:rPr>
-              <w:t xml:space="preserve">2.54 (1.88–3.43)</w:t>
-            </w:r>
-          </w:p>
-        </w:tc>
-        <w:tc>
-          <w:tcPr/>
-          <w:p>
-            <w:pPr>
-              <w:pStyle w:val="Compact"/>
-              <w:spacing w:line="240" w:lineRule="auto" w:after="20" w:before="20"/>
-              <w:jc w:val="left"/>
-            </w:pPr>
-            <w:r>
-              <w:rPr>
-                <w:rFonts w:ascii="Times New Roman" w:hAnsi="Times New Roman"/>
-                <w:sz w:val="18"/>
-              </w:rPr>
-              <w:t xml:space="preserve">1.51×10⁻⁹</w:t>
-            </w:r>
-          </w:p>
-        </w:tc>
-        <w:tc>
-          <w:tcPr/>
-          <w:p>
-            <w:pPr>
-              <w:pStyle w:val="Compact"/>
-              <w:spacing w:line="240" w:lineRule="auto" w:after="20" w:before="20"/>
-              <w:jc w:val="left"/>
-            </w:pPr>
-            <w:r>
-              <w:rPr>
-                <w:rFonts w:ascii="Times New Roman" w:hAnsi="Times New Roman"/>
-                <w:sz w:val="18"/>
-              </w:rPr>
-              <w:t xml:space="preserve">&lt;0.001</w:t>
-            </w:r>
-          </w:p>
-        </w:tc>
-        <w:tc>
-          <w:tcPr/>
-          <w:p>
-            <w:pPr>
-              <w:pStyle w:val="Compact"/>
-              <w:spacing w:line="240" w:lineRule="auto" w:after="20" w:before="20"/>
-              <w:jc w:val="left"/>
-            </w:pPr>
-            <w:r>
-              <w:rPr>
-                <w:rFonts w:ascii="Times New Roman" w:hAnsi="Times New Roman"/>
-                <w:sz w:val="18"/>
-              </w:rPr>
-              <w:t xml:space="preserve">&lt;0.001</w:t>
-            </w:r>
-          </w:p>
-        </w:tc>
-        <w:tc>
-          <w:tcPr/>
-          <w:p>
-            <w:pPr>
-              <w:pStyle w:val="Compact"/>
-              <w:spacing w:line="240" w:lineRule="auto" w:after="20" w:before="20"/>
-              <w:jc w:val="left"/>
-            </w:pPr>
-            <w:r>
-              <w:rPr>
-                <w:rFonts w:ascii="Times New Roman" w:hAnsi="Times New Roman"/>
-                <w:sz w:val="18"/>
-              </w:rPr>
-              <w:t xml:space="preserve">0.007</w:t>
-            </w:r>
-          </w:p>
-        </w:tc>
-      </w:tr>
-      <w:tr>
-        <w:trPr>
-          <w:cantSplit/>
-        </w:trPr>
-        <w:tc>
-          <w:tcPr/>
-          <w:p>
-            <w:pPr>
-              <w:pStyle w:val="Compact"/>
-              <w:spacing w:line="240" w:lineRule="auto" w:after="20" w:before="20"/>
-              <w:jc w:val="left"/>
-            </w:pPr>
-            <w:r>
-              <w:rPr>
-                <w:iCs/>
-                <w:rFonts w:ascii="Times New Roman" w:hAnsi="Times New Roman"/>
-                <w:i/>
-                <w:sz w:val="18"/>
-              </w:rPr>
-              <w:t xml:space="preserve">LTA</w:t>
-            </w:r>
-          </w:p>
-        </w:tc>
-        <w:tc>
-          <w:tcPr/>
-          <w:p>
-            <w:pPr>
-              <w:pStyle w:val="Compact"/>
-              <w:spacing w:line="240" w:lineRule="auto" w:after="20" w:before="20"/>
-              <w:jc w:val="left"/>
-            </w:pPr>
-            <w:r>
-              <w:rPr>
-                <w:rFonts w:ascii="Times New Roman" w:hAnsi="Times New Roman"/>
-                <w:sz w:val="18"/>
-              </w:rPr>
-              <w:t xml:space="preserve">1</w:t>
-            </w:r>
-          </w:p>
-        </w:tc>
-        <w:tc>
-          <w:tcPr/>
-          <w:p>
-            <w:pPr>
-              <w:pStyle w:val="Compact"/>
-              <w:spacing w:line="240" w:lineRule="auto" w:after="20" w:before="20"/>
-              <w:jc w:val="left"/>
-            </w:pPr>
-            <w:r>
-              <w:rPr>
-                <w:rFonts w:ascii="Times New Roman" w:hAnsi="Times New Roman"/>
-                <w:sz w:val="18"/>
-              </w:rPr>
-              <w:t xml:space="preserve">0.46 (0.35–0.61)</w:t>
-            </w:r>
-          </w:p>
-        </w:tc>
-        <w:tc>
-          <w:tcPr/>
-          <w:p>
-            <w:pPr>
-              <w:pStyle w:val="Compact"/>
-              <w:spacing w:line="240" w:lineRule="auto" w:after="20" w:before="20"/>
-              <w:jc w:val="left"/>
-            </w:pPr>
-            <w:r>
-              <w:rPr>
-                <w:rFonts w:ascii="Times New Roman" w:hAnsi="Times New Roman"/>
-                <w:sz w:val="18"/>
-              </w:rPr>
-              <w:t xml:space="preserve">3.75×10⁻⁸</w:t>
-            </w:r>
-          </w:p>
-        </w:tc>
-        <w:tc>
-          <w:tcPr/>
-          <w:p>
-            <w:pPr>
-              <w:pStyle w:val="Compact"/>
-              <w:spacing w:line="240" w:lineRule="auto" w:after="20" w:before="20"/>
-              <w:jc w:val="left"/>
-            </w:pPr>
-            <w:r>
-              <w:rPr>
-                <w:rFonts w:ascii="Times New Roman" w:hAnsi="Times New Roman"/>
-                <w:sz w:val="18"/>
-              </w:rPr>
-              <w:t xml:space="preserve">&lt;0.001</w:t>
-            </w:r>
-          </w:p>
-        </w:tc>
-        <w:tc>
-          <w:tcPr/>
-          <w:p>
-            <w:pPr>
-              <w:pStyle w:val="Compact"/>
-              <w:spacing w:line="240" w:lineRule="auto" w:after="20" w:before="20"/>
-              <w:jc w:val="left"/>
-            </w:pPr>
-            <w:r>
-              <w:rPr>
-                <w:rFonts w:ascii="Times New Roman" w:hAnsi="Times New Roman"/>
-                <w:sz w:val="18"/>
-              </w:rPr>
-              <w:t xml:space="preserve">&lt;0.001</w:t>
-            </w:r>
-          </w:p>
-        </w:tc>
-        <w:tc>
-          <w:tcPr/>
-          <w:p>
-            <w:pPr>
-              <w:pStyle w:val="Compact"/>
-              <w:spacing w:line="240" w:lineRule="auto" w:after="20" w:before="20"/>
-              <w:jc w:val="left"/>
-            </w:pPr>
-            <w:r>
-              <w:rPr>
-                <w:rFonts w:ascii="Times New Roman" w:hAnsi="Times New Roman"/>
-                <w:sz w:val="18"/>
-              </w:rPr>
-              <w:t xml:space="preserve">&lt;0.001</w:t>
-            </w:r>
-          </w:p>
-        </w:tc>
-      </w:tr>
-      <w:tr>
-        <w:trPr>
-          <w:cantSplit/>
-        </w:trPr>
-        <w:tc>
-          <w:tcPr/>
-          <w:p>
-            <w:pPr>
-              <w:pStyle w:val="Compact"/>
-              <w:spacing w:line="240" w:lineRule="auto" w:after="20" w:before="20"/>
-              <w:jc w:val="left"/>
-            </w:pPr>
-            <w:r>
-              <w:rPr>
-                <w:iCs/>
-                <w:rFonts w:ascii="Times New Roman" w:hAnsi="Times New Roman"/>
-                <w:i/>
-                <w:sz w:val="18"/>
-              </w:rPr>
-              <w:t xml:space="preserve">LTB</w:t>
-            </w:r>
-          </w:p>
-        </w:tc>
-        <w:tc>
-          <w:tcPr/>
-          <w:p>
-            <w:pPr>
-              <w:pStyle w:val="Compact"/>
-              <w:spacing w:line="240" w:lineRule="auto" w:after="20" w:before="20"/>
-              <w:jc w:val="left"/>
-            </w:pPr>
-            <w:r>
-              <w:rPr>
-                <w:rFonts w:ascii="Times New Roman" w:hAnsi="Times New Roman"/>
-                <w:sz w:val="18"/>
-              </w:rPr>
-              <w:t xml:space="preserve">1</w:t>
-            </w:r>
-          </w:p>
-        </w:tc>
-        <w:tc>
-          <w:tcPr/>
-          <w:p>
-            <w:pPr>
-              <w:pStyle w:val="Compact"/>
-              <w:spacing w:line="240" w:lineRule="auto" w:after="20" w:before="20"/>
-              <w:jc w:val="left"/>
-            </w:pPr>
-            <w:r>
-              <w:rPr>
-                <w:rFonts w:ascii="Times New Roman" w:hAnsi="Times New Roman"/>
-                <w:sz w:val="18"/>
-              </w:rPr>
-              <w:t xml:space="preserve">0.18 (0.10–0.36)</w:t>
-            </w:r>
-          </w:p>
-        </w:tc>
-        <w:tc>
-          <w:tcPr/>
-          <w:p>
-            <w:pPr>
-              <w:pStyle w:val="Compact"/>
-              <w:spacing w:line="240" w:lineRule="auto" w:after="20" w:before="20"/>
-              <w:jc w:val="left"/>
-            </w:pPr>
-            <w:r>
-              <w:rPr>
-                <w:rFonts w:ascii="Times New Roman" w:hAnsi="Times New Roman"/>
-                <w:sz w:val="18"/>
-              </w:rPr>
-              <w:t xml:space="preserve">4.89×10⁻⁷</w:t>
-            </w:r>
-          </w:p>
-        </w:tc>
-        <w:tc>
-          <w:tcPr/>
-          <w:p>
-            <w:pPr>
-              <w:pStyle w:val="Compact"/>
-              <w:spacing w:line="240" w:lineRule="auto" w:after="20" w:before="20"/>
-              <w:jc w:val="left"/>
-            </w:pPr>
-            <w:r>
-              <w:rPr>
-                <w:rFonts w:ascii="Times New Roman" w:hAnsi="Times New Roman"/>
-                <w:sz w:val="18"/>
-              </w:rPr>
-              <w:t xml:space="preserve">&lt;0.001</w:t>
-            </w:r>
-          </w:p>
-        </w:tc>
-        <w:tc>
-          <w:tcPr/>
-          <w:p>
-            <w:pPr>
-              <w:pStyle w:val="Compact"/>
-              <w:spacing w:line="240" w:lineRule="auto" w:after="20" w:before="20"/>
-              <w:jc w:val="left"/>
-            </w:pPr>
-            <w:r>
-              <w:rPr>
-                <w:rFonts w:ascii="Times New Roman" w:hAnsi="Times New Roman"/>
-                <w:sz w:val="18"/>
-              </w:rPr>
-              <w:t xml:space="preserve">&lt;0.001</w:t>
-            </w:r>
-          </w:p>
-        </w:tc>
-        <w:tc>
-          <w:tcPr/>
-          <w:p>
-            <w:pPr>
-              <w:pStyle w:val="Compact"/>
-              <w:spacing w:line="240" w:lineRule="auto" w:after="20" w:before="20"/>
-              <w:jc w:val="left"/>
-            </w:pPr>
-            <w:r>
-              <w:rPr>
-                <w:rFonts w:ascii="Times New Roman" w:hAnsi="Times New Roman"/>
-                <w:sz w:val="18"/>
-              </w:rPr>
-              <w:t xml:space="preserve">&lt;0.001</w:t>
-            </w:r>
-          </w:p>
-        </w:tc>
-      </w:tr>
-      <w:tr>
-        <w:trPr>
-          <w:cantSplit/>
-        </w:trPr>
-        <w:tc>
-          <w:tcPr/>
-          <w:p>
-            <w:pPr>
-              <w:pStyle w:val="Compact"/>
-              <w:spacing w:line="240" w:lineRule="auto" w:after="20" w:before="20"/>
-              <w:jc w:val="left"/>
-            </w:pPr>
-            <w:r>
-              <w:rPr>
-                <w:iCs/>
-                <w:rFonts w:ascii="Times New Roman" w:hAnsi="Times New Roman"/>
-                <w:i/>
-                <w:sz w:val="18"/>
-              </w:rPr>
-              <w:t xml:space="preserve">C4B</w:t>
-            </w:r>
-          </w:p>
-        </w:tc>
-        <w:tc>
-          <w:tcPr/>
-          <w:p>
-            <w:pPr>
-              <w:pStyle w:val="Compact"/>
-              <w:spacing w:line="240" w:lineRule="auto" w:after="20" w:before="20"/>
-              <w:jc w:val="left"/>
-            </w:pPr>
-            <w:r>
-              <w:rPr>
-                <w:rFonts w:ascii="Times New Roman" w:hAnsi="Times New Roman"/>
-                <w:sz w:val="18"/>
-              </w:rPr>
-              <w:t xml:space="preserve">2</w:t>
-            </w:r>
-          </w:p>
-        </w:tc>
-        <w:tc>
-          <w:tcPr/>
-          <w:p>
-            <w:pPr>
-              <w:pStyle w:val="Compact"/>
-              <w:spacing w:line="240" w:lineRule="auto" w:after="20" w:before="20"/>
-              <w:jc w:val="left"/>
-            </w:pPr>
-            <w:r>
-              <w:rPr>
-                <w:rFonts w:ascii="Times New Roman" w:hAnsi="Times New Roman"/>
-                <w:sz w:val="18"/>
-              </w:rPr>
-              <w:t xml:space="preserve">1.63 (1.31–2.03)</w:t>
-            </w:r>
-          </w:p>
-        </w:tc>
-        <w:tc>
-          <w:tcPr/>
-          <w:p>
-            <w:pPr>
-              <w:pStyle w:val="Compact"/>
-              <w:spacing w:line="240" w:lineRule="auto" w:after="20" w:before="20"/>
-              <w:jc w:val="left"/>
-            </w:pPr>
-            <w:r>
-              <w:rPr>
-                <w:rFonts w:ascii="Times New Roman" w:hAnsi="Times New Roman"/>
-                <w:sz w:val="18"/>
-              </w:rPr>
-              <w:t xml:space="preserve">1.10×10⁻⁵</w:t>
-            </w:r>
-          </w:p>
-        </w:tc>
-        <w:tc>
-          <w:tcPr/>
-          <w:p>
-            <w:pPr>
-              <w:pStyle w:val="Compact"/>
-              <w:spacing w:line="240" w:lineRule="auto" w:after="20" w:before="20"/>
-              <w:jc w:val="left"/>
-            </w:pPr>
-            <w:r>
-              <w:rPr>
-                <w:rFonts w:ascii="Times New Roman" w:hAnsi="Times New Roman"/>
-                <w:sz w:val="18"/>
-              </w:rPr>
-              <w:t xml:space="preserve">&lt;0.001</w:t>
-            </w:r>
-          </w:p>
-        </w:tc>
-        <w:tc>
-          <w:tcPr/>
-          <w:p>
-            <w:pPr>
-              <w:pStyle w:val="Compact"/>
-              <w:spacing w:line="240" w:lineRule="auto" w:after="20" w:before="20"/>
-              <w:jc w:val="left"/>
-            </w:pPr>
-            <w:r>
-              <w:rPr>
-                <w:rFonts w:ascii="Times New Roman" w:hAnsi="Times New Roman"/>
-                <w:sz w:val="18"/>
-              </w:rPr>
-              <w:t xml:space="preserve">&lt;0.001</w:t>
-            </w:r>
-          </w:p>
-        </w:tc>
-        <w:tc>
-          <w:tcPr/>
-          <w:p>
-            <w:pPr>
-              <w:pStyle w:val="Compact"/>
-              <w:spacing w:line="240" w:lineRule="auto" w:after="20" w:before="20"/>
-              <w:jc w:val="left"/>
-            </w:pPr>
-            <w:r>
-              <w:rPr>
-                <w:rFonts w:ascii="Times New Roman" w:hAnsi="Times New Roman"/>
-                <w:sz w:val="18"/>
-              </w:rPr>
-              <w:t xml:space="preserve">0.311</w:t>
-            </w:r>
-          </w:p>
-        </w:tc>
-      </w:tr>
-    </w:tbl>
-    <w:bookmarkEnd w:id="23"/>
-    <w:bookmarkStart w:id="24" w:name="c.-frequency-sensitive-results"/>
-    <w:p>
-      <w:pPr>
-        <w:pStyle w:val="Heading3"/>
-        <w:pageBreakBefore/>
-      </w:pPr>
-      <w:r>
-        <w:rPr>
-          <w:color w:val="000000"/>
-        </w:rPr>
-        <w:t xml:space="preserve">C. Frequency-sensitive results</w:t>
-      </w:r>
-    </w:p>
-    <w:tbl>
-      <w:tblPr>
-        <w:tblStyle w:val="Table"/>
-        <w:tblW w:type="pct" w:w="5000"/>
-        <w:jc w:val="center"/>
-        <w:tblLook w:firstRow="1" w:lastRow="0" w:firstColumn="0" w:lastColumn="0" w:noHBand="0" w:noVBand="0" w:val="0020"/>
-        <w:tblBorders>
-          <w:top w:val="single" w:sz="12" w:space="0" w:color="000000"/>
-          <w:bottom w:val="single" w:sz="12" w:space="0" w:color="000000"/>
-        </w:tblBorders>
-      </w:tblPr>
-      <w:tblGrid>
-        <w:gridCol w:w="1320"/>
-        <w:gridCol w:w="1320"/>
-        <w:gridCol w:w="1320"/>
-        <w:gridCol w:w="1320"/>
-        <w:gridCol w:w="1320"/>
-        <w:gridCol w:w="1320"/>
-      </w:tblGrid>
-      <w:tr>
-        <w:trPr>
-          <w:tblHeader w:val="true"/>
-          <w:cantSplit/>
-          <w:tblHeader/>
-        </w:trPr>
-        <w:tc>
-          <w:tcPr>
-            <w:tcBorders>
-              <w:bottom w:val="single" w:sz="8" w:space="0" w:color="000000"/>
-            </w:tcBorders>
-          </w:tcPr>
-          <w:p>
-            <w:pPr>
-              <w:pStyle w:val="Compact"/>
-              <w:spacing w:line="240" w:lineRule="auto" w:after="20" w:before="20"/>
-              <w:jc w:val="left"/>
-            </w:pPr>
-            <w:r>
-              <w:rPr>
-                <w:rFonts w:ascii="Times New Roman" w:hAnsi="Times New Roman"/>
-                <w:b/>
-                <w:sz w:val="18"/>
-              </w:rPr>
-              <w:t xml:space="preserve">Gene / GD analysis</w:t>
-            </w:r>
-          </w:p>
-        </w:tc>
-        <w:tc>
-          <w:tcPr>
-            <w:tcBorders>
-              <w:bottom w:val="single" w:sz="8" w:space="0" w:color="000000"/>
-            </w:tcBorders>
-          </w:tcPr>
-          <w:p>
-            <w:pPr>
-              <w:pStyle w:val="Compact"/>
-              <w:spacing w:line="240" w:lineRule="auto" w:after="20" w:before="20"/>
-              <w:jc w:val="left"/>
-            </w:pPr>
-            <w:r>
-              <w:rPr>
-                <w:rFonts w:ascii="Times New Roman" w:hAnsi="Times New Roman"/>
-                <w:b/>
-                <w:sz w:val="18"/>
-              </w:rPr>
-              <w:t xml:space="preserve">Reference OR (95% CI)</w:t>
-            </w:r>
-          </w:p>
-        </w:tc>
-        <w:tc>
-          <w:tcPr>
-            <w:tcBorders>
-              <w:bottom w:val="single" w:sz="8" w:space="0" w:color="000000"/>
-            </w:tcBorders>
-          </w:tcPr>
-          <w:p>
-            <w:pPr>
-              <w:pStyle w:val="Compact"/>
-              <w:spacing w:line="240" w:lineRule="auto" w:after="20" w:before="20"/>
-              <w:jc w:val="left"/>
-            </w:pPr>
-            <w:r>
-              <w:rPr>
-                <w:rFonts w:ascii="Times New Roman" w:hAnsi="Times New Roman"/>
-                <w:b/>
-                <w:sz w:val="18"/>
-              </w:rPr>
-              <w:t xml:space="preserve">Reference</w:t>
-            </w:r>
-            <w:r>
-              <w:rPr>
-                <w:rFonts w:ascii="Times New Roman" w:hAnsi="Times New Roman"/>
-                <w:b/>
-                <w:sz w:val="18"/>
-              </w:rPr>
-              <w:t xml:space="preserve"> </w:t>
-            </w:r>
-            <w:r>
-              <w:rPr>
-                <w:iCs/>
-                <w:rFonts w:ascii="Times New Roman" w:hAnsi="Times New Roman"/>
-                <w:b/>
-                <w:i/>
-                <w:sz w:val="18"/>
-              </w:rPr>
-              <w:t xml:space="preserve">P</w:t>
-            </w:r>
-          </w:p>
-        </w:tc>
-        <w:tc>
-          <w:tcPr>
-            <w:tcBorders>
-              <w:bottom w:val="single" w:sz="8" w:space="0" w:color="000000"/>
-            </w:tcBorders>
-          </w:tcPr>
-          <w:p>
-            <w:pPr>
-              <w:pStyle w:val="Compact"/>
-              <w:spacing w:line="240" w:lineRule="auto" w:after="20" w:before="20"/>
-              <w:jc w:val="left"/>
-            </w:pPr>
-            <w:r>
-              <w:rPr>
-                <w:rFonts w:ascii="Times New Roman" w:hAnsi="Times New Roman"/>
-                <w:b/>
-                <w:sz w:val="18"/>
-              </w:rPr>
-              <w:t xml:space="preserve">Cohort-frequency OR (95% CI)</w:t>
-            </w:r>
-          </w:p>
-        </w:tc>
-        <w:tc>
-          <w:tcPr>
-            <w:tcBorders>
-              <w:bottom w:val="single" w:sz="8" w:space="0" w:color="000000"/>
-            </w:tcBorders>
-          </w:tcPr>
-          <w:p>
-            <w:pPr>
-              <w:pStyle w:val="Compact"/>
-              <w:spacing w:line="240" w:lineRule="auto" w:after="20" w:before="20"/>
-              <w:jc w:val="left"/>
-            </w:pPr>
-            <w:r>
-              <w:rPr>
-                <w:rFonts w:ascii="Times New Roman" w:hAnsi="Times New Roman"/>
-                <w:b/>
-                <w:sz w:val="18"/>
-              </w:rPr>
-              <w:t xml:space="preserve">Cohort</w:t>
-            </w:r>
-            <w:r>
-              <w:rPr>
-                <w:rFonts w:ascii="Times New Roman" w:hAnsi="Times New Roman"/>
-                <w:b/>
-                <w:sz w:val="18"/>
-              </w:rPr>
-              <w:t xml:space="preserve"> </w:t>
-            </w:r>
-            <w:r>
-              <w:rPr>
-                <w:iCs/>
-                <w:rFonts w:ascii="Times New Roman" w:hAnsi="Times New Roman"/>
-                <w:b/>
-                <w:i/>
-                <w:sz w:val="18"/>
-              </w:rPr>
-              <w:t xml:space="preserve">P</w:t>
-            </w:r>
-          </w:p>
-        </w:tc>
-        <w:tc>
-          <w:tcPr>
-            <w:tcBorders>
-              <w:bottom w:val="single" w:sz="8" w:space="0" w:color="000000"/>
-            </w:tcBorders>
-          </w:tcPr>
-          <w:p>
-            <w:pPr>
-              <w:pStyle w:val="Compact"/>
-              <w:spacing w:line="240" w:lineRule="auto" w:after="20" w:before="20"/>
-              <w:jc w:val="left"/>
-            </w:pPr>
-            <w:r>
-              <w:rPr>
-                <w:rFonts w:ascii="Times New Roman" w:hAnsi="Times New Roman"/>
-                <w:b/>
-                <w:sz w:val="18"/>
-              </w:rPr>
-              <w:t xml:space="preserve">Interpretation</w:t>
-            </w:r>
-          </w:p>
-        </w:tc>
-      </w:tr>
-      <w:tr>
-        <w:trPr>
-          <w:cantSplit/>
-        </w:trPr>
-        <w:tc>
-          <w:tcPr/>
-          <w:p>
-            <w:pPr>
-              <w:pStyle w:val="Compact"/>
-              <w:spacing w:line="240" w:lineRule="auto" w:after="20" w:before="20"/>
-              <w:jc w:val="left"/>
-            </w:pPr>
-            <w:r>
-              <w:rPr>
-                <w:iCs/>
-                <w:rFonts w:ascii="Times New Roman" w:hAnsi="Times New Roman"/>
-                <w:i/>
-                <w:sz w:val="18"/>
-              </w:rPr>
-              <w:t xml:space="preserve">C4B</w:t>
-            </w:r>
-          </w:p>
-        </w:tc>
-        <w:tc>
-          <w:tcPr/>
-          <w:p>
-            <w:pPr>
-              <w:pStyle w:val="Compact"/>
-              <w:spacing w:line="240" w:lineRule="auto" w:after="20" w:before="20"/>
-              <w:jc w:val="left"/>
-            </w:pPr>
-            <w:r>
-              <w:rPr>
-                <w:rFonts w:ascii="Times New Roman" w:hAnsi="Times New Roman"/>
-                <w:sz w:val="18"/>
-              </w:rPr>
-              <w:t xml:space="preserve">1.63 (1.31–2.03)</w:t>
-            </w:r>
-          </w:p>
-        </w:tc>
-        <w:tc>
-          <w:tcPr/>
-          <w:p>
-            <w:pPr>
-              <w:pStyle w:val="Compact"/>
-              <w:spacing w:line="240" w:lineRule="auto" w:after="20" w:before="20"/>
-              <w:jc w:val="left"/>
-            </w:pPr>
-            <w:r>
-              <w:rPr>
-                <w:rFonts w:ascii="Times New Roman" w:hAnsi="Times New Roman"/>
-                <w:sz w:val="18"/>
-              </w:rPr>
-              <w:t xml:space="preserve">1.10×10⁻⁵</w:t>
-            </w:r>
-          </w:p>
-        </w:tc>
-        <w:tc>
-          <w:tcPr/>
-          <w:p>
-            <w:pPr>
-              <w:pStyle w:val="Compact"/>
-              <w:spacing w:line="240" w:lineRule="auto" w:after="20" w:before="20"/>
-              <w:jc w:val="left"/>
-            </w:pPr>
-            <w:r>
-              <w:rPr>
-                <w:rFonts w:ascii="Times New Roman" w:hAnsi="Times New Roman"/>
-                <w:sz w:val="18"/>
-              </w:rPr>
-              <w:t xml:space="preserve">1.75 (1.31–2.33)</w:t>
-            </w:r>
-          </w:p>
-        </w:tc>
-        <w:tc>
-          <w:tcPr/>
-          <w:p>
-            <w:pPr>
-              <w:pStyle w:val="Compact"/>
-              <w:spacing w:line="240" w:lineRule="auto" w:after="20" w:before="20"/>
-              <w:jc w:val="left"/>
-            </w:pPr>
-            <w:r>
-              <w:rPr>
-                <w:rFonts w:ascii="Times New Roman" w:hAnsi="Times New Roman"/>
-                <w:sz w:val="18"/>
-              </w:rPr>
-              <w:t xml:space="preserve">1.48×10⁻⁴</w:t>
-            </w:r>
-          </w:p>
-        </w:tc>
-        <w:tc>
-          <w:tcPr/>
-          <w:p>
-            <w:pPr>
-              <w:pStyle w:val="Compact"/>
-              <w:spacing w:line="240" w:lineRule="auto" w:after="20" w:before="20"/>
-              <w:jc w:val="left"/>
-            </w:pPr>
-            <w:r>
-              <w:rPr>
-                <w:rFonts w:ascii="Times New Roman" w:hAnsi="Times New Roman"/>
-                <w:sz w:val="18"/>
-              </w:rPr>
-              <w:t xml:space="preserve">Heterogeneous; loses screen significance</w:t>
-            </w:r>
-          </w:p>
-        </w:tc>
-      </w:tr>
-      <w:tr>
-        <w:trPr>
-          <w:cantSplit/>
-        </w:trPr>
-        <w:tc>
-          <w:tcPr/>
-          <w:p>
-            <w:pPr>
-              <w:pStyle w:val="Compact"/>
-              <w:spacing w:line="240" w:lineRule="auto" w:after="20" w:before="20"/>
-              <w:jc w:val="left"/>
-            </w:pPr>
-            <w:r>
-              <w:rPr>
-                <w:iCs/>
-                <w:rFonts w:ascii="Times New Roman" w:hAnsi="Times New Roman"/>
-                <w:i/>
-                <w:sz w:val="18"/>
-              </w:rPr>
-              <w:t xml:space="preserve">HLA-G</w:t>
-            </w:r>
-          </w:p>
-        </w:tc>
-        <w:tc>
-          <w:tcPr/>
-          <w:p>
-            <w:pPr>
-              <w:pStyle w:val="Compact"/>
-              <w:spacing w:line="240" w:lineRule="auto" w:after="20" w:before="20"/>
-              <w:jc w:val="left"/>
-            </w:pPr>
-            <w:r>
-              <w:rPr>
-                <w:rFonts w:ascii="Times New Roman" w:hAnsi="Times New Roman"/>
-                <w:sz w:val="18"/>
-              </w:rPr>
-              <w:t xml:space="preserve">0.86 (0.72–1.03)</w:t>
-            </w:r>
-          </w:p>
-        </w:tc>
-        <w:tc>
-          <w:tcPr/>
-          <w:p>
-            <w:pPr>
-              <w:pStyle w:val="Compact"/>
-              <w:spacing w:line="240" w:lineRule="auto" w:after="20" w:before="20"/>
-              <w:jc w:val="left"/>
-            </w:pPr>
-            <w:r>
-              <w:rPr>
-                <w:rFonts w:ascii="Times New Roman" w:hAnsi="Times New Roman"/>
-                <w:sz w:val="18"/>
-              </w:rPr>
-              <w:t xml:space="preserve">0.107</w:t>
-            </w:r>
-          </w:p>
-        </w:tc>
-        <w:tc>
-          <w:tcPr/>
-          <w:p>
-            <w:pPr>
-              <w:pStyle w:val="Compact"/>
-              <w:spacing w:line="240" w:lineRule="auto" w:after="20" w:before="20"/>
-              <w:jc w:val="left"/>
-            </w:pPr>
-            <w:r>
-              <w:rPr>
-                <w:rFonts w:ascii="Times New Roman" w:hAnsi="Times New Roman"/>
-                <w:sz w:val="18"/>
-              </w:rPr>
-              <w:t xml:space="preserve">0.60 (0.47–0.75)</w:t>
-            </w:r>
-          </w:p>
-        </w:tc>
-        <w:tc>
-          <w:tcPr/>
-          <w:p>
-            <w:pPr>
-              <w:pStyle w:val="Compact"/>
-              <w:spacing w:line="240" w:lineRule="auto" w:after="20" w:before="20"/>
-              <w:jc w:val="left"/>
-            </w:pPr>
-            <w:r>
-              <w:rPr>
-                <w:rFonts w:ascii="Times New Roman" w:hAnsi="Times New Roman"/>
-                <w:sz w:val="18"/>
-              </w:rPr>
-              <w:t xml:space="preserve">1.72×10⁻⁵</w:t>
-            </w:r>
-          </w:p>
-        </w:tc>
-        <w:tc>
-          <w:tcPr/>
-          <w:p>
-            <w:pPr>
-              <w:pStyle w:val="Compact"/>
-              <w:spacing w:line="240" w:lineRule="auto" w:after="20" w:before="20"/>
-              <w:jc w:val="left"/>
-            </w:pPr>
-            <w:r>
-              <w:rPr>
-                <w:rFonts w:ascii="Times New Roman" w:hAnsi="Times New Roman"/>
-                <w:sz w:val="18"/>
-              </w:rPr>
-              <w:t xml:space="preserve">Weight-sensitive; single-variant dependence</w:t>
             </w:r>
           </w:p>
         </w:tc>
@@ -6885,14 +6758,7 @@
           <w:color w:val="000000"/>
           <w:sz w:val="18"/>
         </w:rPr>
-        <w:t xml:space="preserve">Panel A: focused support requires concordant direction and</w:t>
-      </w:r>
-      <w:r>
-        <w:rPr>
-          <w:color w:val="000000"/>
-          <w:sz w:val="18"/>
-        </w:rPr>
-        <w:t xml:space="preserve"> </w:t>
+        <w:t xml:space="preserve">Genes passed the BBJ screen threshold (</w:t>
       </w:r>
       <w:r>
         <w:rPr>
@@ -6915,7 +6781,7 @@
           <w:color w:val="000000"/>
           <w:sz w:val="18"/>
         </w:rPr>
-        <w:t xml:space="preserve">&lt; 0.05/13; 7 of 13 qualify. NA is unavailable, not a negative result. Panel B: nine additional reference-frequency FinnGen GD discoveries at</w:t>
+        <w:t xml:space="preserve">&lt; 0.05/2,544) and are listed by BBJ</w:t>
       </w:r>
       <w:r>
         <w:rPr>
@@ -6945,7 +6811,7 @@
           <w:color w:val="000000"/>
           <w:sz w:val="18"/>
         </w:rPr>
-        <w:t xml:space="preserve">&lt; 0.05/2,544; post hoc and not independent of the full screen. Seven of the nine are instrumented within the extended MHC region on chromosome 6.</w:t>
+        <w:t xml:space="preserve">value. Focused support in FinnGen GD requires the same direction and</w:t>
       </w:r>
       <w:r>
         <w:rPr>
@@ -6961,14 +6827,28 @@
           <w:color w:val="000000"/>
           <w:sz w:val="18"/>
         </w:rPr>
-        <w:t xml:space="preserve">APOM</w:t>
+        <w:t xml:space="preserve">P</w:t>
       </w:r>
       <w:r>
         <w:rPr>
           <w:color w:val="000000"/>
           <w:sz w:val="18"/>
         </w:rPr>
-        <w:t xml:space="preserve">/</w:t>
+        <w:t xml:space="preserve"> </w:t>
+      </w:r>
+      <w:r>
+        <w:rPr>
+          <w:color w:val="000000"/>
+          <w:sz w:val="18"/>
+        </w:rPr>
+        <w:t xml:space="preserve">&lt; 0.05/13; 7 of 13 qualify. IVs are counted separately for each dataset because instrument availability differs. The five MHC genes and the three chromosome 16p11.2 genes are not independent signals; the latter are compatible with one regional association.</w:t>
+      </w:r>
+      <w:r>
+        <w:rPr>
+          <w:color w:val="000000"/>
+          <w:sz w:val="18"/>
+        </w:rPr>
+        <w:t xml:space="preserve"> </w:t>
       </w:r>
       <w:r>
         <w:rPr>
@@ -6977,7 +6857,7 @@
           <w:color w:val="000000"/>
           <w:sz w:val="18"/>
         </w:rPr>
-        <w:t xml:space="preserve">NEU1</w:t>
+        <w:t xml:space="preserve">MAPKAPK5</w:t>
       </w:r>
       <w:r>
         <w:rPr>
@@ -6991,7 +6871,7 @@
           <w:color w:val="000000"/>
           <w:sz w:val="18"/>
         </w:rPr>
-        <w:t xml:space="preserve">share rs3101018;</w:t>
+        <w:t xml:space="preserve">is shown to three decimals to preserve its small effect. NA, not estimable (no retained instrument), not a negative result;</w:t>
       </w:r>
       <w:r>
         <w:rPr>
@@ -7007,161 +6887,39 @@
           <w:color w:val="000000"/>
           <w:sz w:val="18"/>
         </w:rPr>
-        <w:t xml:space="preserve">IGLV2-18</w:t>
+        <w:t xml:space="preserve">VKORC1</w:t>
       </w:r>
       <w:r>
         <w:rPr>
           <w:color w:val="000000"/>
           <w:sz w:val="18"/>
         </w:rPr>
-        <w:t xml:space="preserve">/</w:t>
-      </w:r>
-      <w:r>
-        <w:rPr>
-          <w:iCs/>
-          <w:i/>
+        <w:t xml:space="preserve"> </w:t>
+      </w:r>
+      <w:r>
+        <w:rPr>
           <w:color w:val="000000"/>
           <w:sz w:val="18"/>
         </w:rPr>
-        <w:t xml:space="preserve">IGLV3-12</w:t>
+        <w:t xml:space="preserve">colocalization does not require an MR instrument. PP.H4, shared-variant posterior probability under p12 = 10</w:t>
       </w:r>
       <w:r>
         <w:rPr>
           <w:color w:val="000000"/>
           <w:sz w:val="18"/>
-        </w:rPr>
-        <w:t xml:space="preserve"> </w:t>
+          <w:vertAlign w:val="superscript"/>
+        </w:rPr>
+        <w:t xml:space="preserve">−5</w:t>
       </w:r>
       <w:r>
         <w:rPr>
           <w:color w:val="000000"/>
           <w:sz w:val="18"/>
         </w:rPr>
-        <w:t xml:space="preserve">share rs5759410. The lead</w:t>
-      </w:r>
-      <w:r>
-        <w:rPr>
-          <w:color w:val="000000"/>
-          <w:sz w:val="18"/>
-        </w:rPr>
-        <w:t xml:space="preserve"> </w:t>
-      </w:r>
-      <w:r>
-        <w:rPr>
-          <w:iCs/>
-          <w:i/>
-          <w:color w:val="000000"/>
-          <w:sz w:val="18"/>
-        </w:rPr>
-        <w:t xml:space="preserve">IGLV</w:t>
-      </w:r>
-      <w:r>
-        <w:rPr>
-          <w:color w:val="000000"/>
-          <w:sz w:val="18"/>
-        </w:rPr>
-        <w:t xml:space="preserve"> </w:t>
-      </w:r>
-      <w:r>
-        <w:rPr>
-          <w:color w:val="000000"/>
-          <w:sz w:val="18"/>
-        </w:rPr>
-        <w:t xml:space="preserve">expression variant is absent in BBJ, weakening interpretation of its low PP.H4. Panel C:</w:t>
-      </w:r>
-      <w:r>
-        <w:rPr>
-          <w:color w:val="000000"/>
-          <w:sz w:val="18"/>
-        </w:rPr>
-        <w:t xml:space="preserve"> </w:t>
-      </w:r>
-      <w:r>
-        <w:rPr>
-          <w:iCs/>
-          <w:i/>
-          <w:color w:val="000000"/>
-          <w:sz w:val="18"/>
-        </w:rPr>
-        <w:t xml:space="preserve">HLA-G</w:t>
-      </w:r>
-      <w:r>
-        <w:rPr>
-          <w:color w:val="000000"/>
-          <w:sz w:val="18"/>
-        </w:rPr>
-        <w:t xml:space="preserve"> </w:t>
-      </w:r>
-      <w:r>
-        <w:rPr>
-          <w:color w:val="000000"/>
-          <w:sz w:val="18"/>
-        </w:rPr>
-        <w:t xml:space="preserve">was added because of frequency sensitivity, not primary discovery. Neither</w:t>
-      </w:r>
-      <w:r>
-        <w:rPr>
-          <w:color w:val="000000"/>
-          <w:sz w:val="18"/>
-        </w:rPr>
-        <w:t xml:space="preserve"> </w:t>
-      </w:r>
-      <w:r>
-        <w:rPr>
-          <w:iCs/>
-          <w:i/>
-          <w:color w:val="000000"/>
-          <w:sz w:val="18"/>
-        </w:rPr>
-        <w:t xml:space="preserve">C4B</w:t>
-      </w:r>
-      <w:r>
-        <w:rPr>
-          <w:color w:val="000000"/>
-          <w:sz w:val="18"/>
-        </w:rPr>
-        <w:t xml:space="preserve"> </w:t>
-      </w:r>
-      <w:r>
-        <w:rPr>
-          <w:color w:val="000000"/>
-          <w:sz w:val="18"/>
-        </w:rPr>
-        <w:t xml:space="preserve">nor</w:t>
-      </w:r>
-      <w:r>
-        <w:rPr>
-          <w:color w:val="000000"/>
-          <w:sz w:val="18"/>
-        </w:rPr>
-        <w:t xml:space="preserve"> </w:t>
-      </w:r>
-      <w:r>
-        <w:rPr>
-          <w:iCs/>
-          <w:i/>
-          <w:color w:val="000000"/>
-          <w:sz w:val="18"/>
-        </w:rPr>
-        <w:t xml:space="preserve">HLA-G</w:t>
-      </w:r>
-      <w:r>
-        <w:rPr>
-          <w:color w:val="000000"/>
-          <w:sz w:val="18"/>
-        </w:rPr>
-        <w:t xml:space="preserve"> </w:t>
-      </w:r>
-      <w:r>
-        <w:rPr>
-          <w:color w:val="000000"/>
-          <w:sz w:val="18"/>
-        </w:rPr>
-        <w:t xml:space="preserve">gains strong GD colocalization. All 24 genes and five datasets are available in the workbook.</w:t>
+        <w:t xml:space="preserve">; bold, ≥0.80. Chr, chromosome of the strongest instrument; MHC, major histocompatibility complex; CI, confidence interval; IV, instrumental variable; OR, odds ratio; BBJ, Biobank Japan; FinnGen GD, E4_GRAVES_STRICT; GD, Graves disease; GO, Graves ophthalmopathy; UKB, UK Biobank.</w:t>
       </w:r>
     </w:p>
-    <w:bookmarkEnd w:id="24"/>
-    <w:bookmarkEnd w:id="25"/>
+    <w:bookmarkEnd w:id="22"/>
     <w:sectPr>
       <w:footerReference w:type="default" r:id="rId9"/>
       <w:pgSz w:orient="landscape" w:w="16834" w:h="11909"/>

--- a/submission/candidate_20261011_review/Tables.docx
+++ b/submission/candidate_20261011_review/Tables.docx
@@ -763,7 +763,7 @@
           <w:color w:val="000000"/>
           <w:sz w:val="18"/>
         </w:rPr>
-        <w:t xml:space="preserve">is the FinnGen endpoint label, not proof of perfect specificity. The descriptive orbital RNA-sequencing series (four TED patients, one control) is separate from these datasets. eQTL, expression quantitative trait locus; LD, linkage disequilibrium; TED, thyroid eye disease; BBJ, Biobank Japan; FinnGen GD, E4_GRAVES_STRICT; GD, Graves disease; GO, Graves ophthalmopathy; UKB, UK Biobank.</w:t>
+        <w:t xml:space="preserve">is the FinnGen endpoint label, not proof of perfect specificity. The descriptive orbital RNA-sequencing series (four TED patients, one control) is separate from these datasets. eQTL, expression quantitative trait locus; GTEx, Genotype-Tissue Expression; LD, linkage disequilibrium; TED, thyroid eye disease; BBJ, Biobank Japan; FinnGen GD, E4_GRAVES_STRICT; GD, Graves disease; GO, Graves ophthalmopathy; UKB, UK Biobank.</w:t>
       </w:r>
     </w:p>
     <w:bookmarkEnd w:id="20"/>
@@ -4056,7 +4056,7 @@
           <w:color w:val="000000"/>
           <w:sz w:val="18"/>
         </w:rPr>
-        <w:t xml:space="preserve">multi-IV estimates are concentrated in rs13030124 and heterogeneous (Q-test</w:t>
+        <w:t xml:space="preserve">multi-IV estimates are concentrated in rs13030124, and three of the four have Q-test</w:t>
       </w:r>
       <w:r>
         <w:rPr>
@@ -4079,7 +4079,14 @@
           <w:color w:val="000000"/>
           <w:sz w:val="18"/>
         </w:rPr>
-        <w:t xml:space="preserve">); in BBJ and UKB, two of four single-instrument omissions removed nominal</w:t>
+        <w:t xml:space="preserve"> </w:t>
+      </w:r>
+      <w:r>
+        <w:rPr>
+          <w:color w:val="000000"/>
+          <w:sz w:val="18"/>
+        </w:rPr>
+        <w:t xml:space="preserve">&lt; 0.05; in BBJ and UKB, two of four single-instrument omissions removed nominal</w:t>
       </w:r>
       <w:r>
         <w:rPr>
@@ -4243,7 +4250,7 @@
           <w:color w:val="000000"/>
           <w:sz w:val="18"/>
         </w:rPr>
-        <w:t xml:space="preserve">values. BBJ colocalization pairs European eQTL with East Asian disease statistics. FinnGen ophthalmopathy controls are all other participants, including people with GD but no recorded eye disease, so GO estimates do not estimate TED risk among patients with GD. CI, confidence interval; IV, instrumental variable; IVW, inverse-variance weighted; MR, Mendelian randomization; NA, not applicable (one IV); OR, odds ratio; PP, posterior probability; SD, standard deviation; BBJ, Biobank Japan; FinnGen GD, E4_GRAVES_STRICT; GD, Graves disease; GO, Graves ophthalmopathy; UKB, UK Biobank.</w:t>
+        <w:t xml:space="preserve">values. BBJ colocalization pairs European eQTL with East Asian disease statistics. FinnGen ophthalmopathy controls are all other participants, including people with GD but no recorded eye disease, so GO estimates do not estimate TED risk among patients with GD. CI, confidence interval; eQTL, expression quantitative trait locus; IV, instrumental variable; IVW, inverse-variance weighted; MR, Mendelian randomization; NA, not applicable (one IV); OR, odds ratio; PP, posterior probability; SD, standard deviation; TED, thyroid eye disease; BBJ, Biobank Japan; FinnGen GD, E4_GRAVES_STRICT; GD, Graves disease; GO, Graves ophthalmopathy; UKB, UK Biobank.</w:t>
       </w:r>
     </w:p>
     <w:bookmarkEnd w:id="21"/>
@@ -6916,7 +6923,7 @@
           <w:color w:val="000000"/>
           <w:sz w:val="18"/>
         </w:rPr>
-        <w:t xml:space="preserve">; bold, ≥0.80. Chr, chromosome of the strongest instrument; MHC, major histocompatibility complex; CI, confidence interval; IV, instrumental variable; OR, odds ratio; BBJ, Biobank Japan; FinnGen GD, E4_GRAVES_STRICT; GD, Graves disease; GO, Graves ophthalmopathy; UKB, UK Biobank.</w:t>
+        <w:t xml:space="preserve">; bold, ≥0.80. Chr, chromosome of the strongest instrument; MHC, major histocompatibility complex; CI, confidence interval; IV, instrumental variable; MR, Mendelian randomization; OR, odds ratio; BBJ, Biobank Japan; FinnGen GD, E4_GRAVES_STRICT; GD, Graves disease; GO, Graves ophthalmopathy; UKB, UK Biobank.</w:t>
       </w:r>
     </w:p>
     <w:bookmarkEnd w:id="22"/>
